--- a/MCP_Snowflake_VSCode_Github_Guide.docx
+++ b/MCP_Snowflake_VSCode_Github_Guide.docx
@@ -265,12 +265,6 @@
         <w:gridCol w:w="3240"/>
       </w:tblGrid>
       <w:tr>
-        <w:tblPrEx>
-          <w:tblCellMar>
-            <w:top w:w="0" w:type="dxa"/>
-            <w:bottom w:w="0" w:type="dxa"/>
-          </w:tblCellMar>
-        </w:tblPrEx>
         <w:trPr>
           <w:tblHeader/>
         </w:trPr>
@@ -372,12 +366,6 @@
         </w:tc>
       </w:tr>
       <w:tr>
-        <w:tblPrEx>
-          <w:tblCellMar>
-            <w:top w:w="0" w:type="dxa"/>
-            <w:bottom w:w="0" w:type="dxa"/>
-          </w:tblCellMar>
-        </w:tblPrEx>
         <w:tc>
           <w:tcPr>
             <w:tcW w:w="2400" w:type="dxa"/>
@@ -461,12 +449,6 @@
         </w:tc>
       </w:tr>
       <w:tr>
-        <w:tblPrEx>
-          <w:tblCellMar>
-            <w:top w:w="0" w:type="dxa"/>
-            <w:bottom w:w="0" w:type="dxa"/>
-          </w:tblCellMar>
-        </w:tblPrEx>
         <w:tc>
           <w:tcPr>
             <w:tcW w:w="2400" w:type="dxa"/>
@@ -658,12 +640,6 @@
         <w:gridCol w:w="4340"/>
       </w:tblGrid>
       <w:tr>
-        <w:tblPrEx>
-          <w:tblCellMar>
-            <w:top w:w="0" w:type="dxa"/>
-            <w:bottom w:w="0" w:type="dxa"/>
-          </w:tblCellMar>
-        </w:tblPrEx>
         <w:trPr>
           <w:tblHeader/>
         </w:trPr>
@@ -741,12 +717,6 @@
         </w:tc>
       </w:tr>
       <w:tr>
-        <w:tblPrEx>
-          <w:tblCellMar>
-            <w:top w:w="0" w:type="dxa"/>
-            <w:bottom w:w="0" w:type="dxa"/>
-          </w:tblCellMar>
-        </w:tblPrEx>
         <w:tc>
           <w:tcPr>
             <w:tcW w:w="1600" w:type="dxa"/>
@@ -810,12 +780,6 @@
         </w:tc>
       </w:tr>
       <w:tr>
-        <w:tblPrEx>
-          <w:tblCellMar>
-            <w:top w:w="0" w:type="dxa"/>
-            <w:bottom w:w="0" w:type="dxa"/>
-          </w:tblCellMar>
-        </w:tblPrEx>
         <w:tc>
           <w:tcPr>
             <w:tcW w:w="1600" w:type="dxa"/>
@@ -882,12 +846,6 @@
         </w:tc>
       </w:tr>
       <w:tr>
-        <w:tblPrEx>
-          <w:tblCellMar>
-            <w:top w:w="0" w:type="dxa"/>
-            <w:bottom w:w="0" w:type="dxa"/>
-          </w:tblCellMar>
-        </w:tblPrEx>
         <w:tc>
           <w:tcPr>
             <w:tcW w:w="1600" w:type="dxa"/>
@@ -951,12 +909,6 @@
         </w:tc>
       </w:tr>
       <w:tr>
-        <w:tblPrEx>
-          <w:tblCellMar>
-            <w:top w:w="0" w:type="dxa"/>
-            <w:bottom w:w="0" w:type="dxa"/>
-          </w:tblCellMar>
-        </w:tblPrEx>
         <w:tc>
           <w:tcPr>
             <w:tcW w:w="1600" w:type="dxa"/>
@@ -1023,12 +975,6 @@
         </w:tc>
       </w:tr>
       <w:tr>
-        <w:tblPrEx>
-          <w:tblCellMar>
-            <w:top w:w="0" w:type="dxa"/>
-            <w:bottom w:w="0" w:type="dxa"/>
-          </w:tblCellMar>
-        </w:tblPrEx>
         <w:tc>
           <w:tcPr>
             <w:tcW w:w="1600" w:type="dxa"/>
@@ -1117,12 +1063,6 @@
         </w:tc>
       </w:tr>
       <w:tr>
-        <w:tblPrEx>
-          <w:tblCellMar>
-            <w:top w:w="0" w:type="dxa"/>
-            <w:bottom w:w="0" w:type="dxa"/>
-          </w:tblCellMar>
-        </w:tblPrEx>
         <w:tc>
           <w:tcPr>
             <w:tcW w:w="1600" w:type="dxa"/>
@@ -4429,7 +4369,7 @@
           <w:noProof/>
         </w:rPr>
         <w:drawing>
-          <wp:inline distT="0" distB="0" distL="0" distR="0" wp14:anchorId="475A07FE" wp14:editId="3470AE59">
+          <wp:inline distT="0" distB="0" distL="0" distR="0" wp14:anchorId="475A07FE" wp14:editId="2098962C">
             <wp:extent cx="6248400" cy="4686300"/>
             <wp:effectExtent l="0" t="0" r="0" b="0"/>
             <wp:docPr id="359759499" name="Picture 4"/>
@@ -4490,7 +4430,7 @@
         </w:rPr>
         <w:lastRenderedPageBreak/>
         <w:drawing>
-          <wp:inline distT="0" distB="0" distL="0" distR="0" wp14:anchorId="63D9FC58" wp14:editId="0785D608">
+          <wp:inline distT="0" distB="0" distL="0" distR="0" wp14:anchorId="63D9FC58" wp14:editId="49BADC0C">
             <wp:extent cx="6248400" cy="3928745"/>
             <wp:effectExtent l="0" t="0" r="0" b="0"/>
             <wp:docPr id="801445370" name="Picture 5"/>
@@ -4546,8 +4486,11 @@
         <w:ind w:left="460"/>
       </w:pPr>
       <w:r>
+        <w:rPr>
+          <w:noProof/>
+        </w:rPr>
         <w:drawing>
-          <wp:inline distT="0" distB="0" distL="0" distR="0" wp14:anchorId="1AFAC81D" wp14:editId="0C2B1A76">
+          <wp:inline distT="0" distB="0" distL="0" distR="0" wp14:anchorId="1AFAC81D" wp14:editId="448F54F4">
             <wp:extent cx="6248400" cy="4686300"/>
             <wp:effectExtent l="0" t="0" r="0" b="0"/>
             <wp:docPr id="253301604" name="Picture 2"/>
@@ -5400,12 +5343,6 @@
         <w:gridCol w:w="5540"/>
       </w:tblGrid>
       <w:tr>
-        <w:tblPrEx>
-          <w:tblCellMar>
-            <w:top w:w="0" w:type="dxa"/>
-            <w:bottom w:w="0" w:type="dxa"/>
-          </w:tblCellMar>
-        </w:tblPrEx>
         <w:trPr>
           <w:tblHeader/>
         </w:trPr>
@@ -5459,12 +5396,6 @@
         </w:tc>
       </w:tr>
       <w:tr>
-        <w:tblPrEx>
-          <w:tblCellMar>
-            <w:top w:w="0" w:type="dxa"/>
-            <w:bottom w:w="0" w:type="dxa"/>
-          </w:tblCellMar>
-        </w:tblPrEx>
         <w:tc>
           <w:tcPr>
             <w:tcW w:w="3200" w:type="dxa"/>
@@ -5508,12 +5439,6 @@
         </w:tc>
       </w:tr>
       <w:tr>
-        <w:tblPrEx>
-          <w:tblCellMar>
-            <w:top w:w="0" w:type="dxa"/>
-            <w:bottom w:w="0" w:type="dxa"/>
-          </w:tblCellMar>
-        </w:tblPrEx>
         <w:tc>
           <w:tcPr>
             <w:tcW w:w="3200" w:type="dxa"/>
@@ -5568,12 +5493,6 @@
         </w:tc>
       </w:tr>
       <w:tr>
-        <w:tblPrEx>
-          <w:tblCellMar>
-            <w:top w:w="0" w:type="dxa"/>
-            <w:bottom w:w="0" w:type="dxa"/>
-          </w:tblCellMar>
-        </w:tblPrEx>
         <w:tc>
           <w:tcPr>
             <w:tcW w:w="3200" w:type="dxa"/>
@@ -5617,12 +5536,6 @@
         </w:tc>
       </w:tr>
       <w:tr>
-        <w:tblPrEx>
-          <w:tblCellMar>
-            <w:top w:w="0" w:type="dxa"/>
-            <w:bottom w:w="0" w:type="dxa"/>
-          </w:tblCellMar>
-        </w:tblPrEx>
         <w:tc>
           <w:tcPr>
             <w:tcW w:w="3200" w:type="dxa"/>
@@ -5897,6 +5810,9 @@
         <w:spacing w:after="120" w:line="276" w:lineRule="auto"/>
       </w:pPr>
       <w:r>
+        <w:rPr>
+          <w:noProof/>
+        </w:rPr>
         <w:lastRenderedPageBreak/>
         <w:drawing>
           <wp:inline distT="0" distB="0" distL="0" distR="0" wp14:anchorId="73A3FEE5" wp14:editId="75767A52">
@@ -5940,6 +5856,9 @@
         <w:spacing w:after="120" w:line="276" w:lineRule="auto"/>
       </w:pPr>
       <w:r>
+        <w:rPr>
+          <w:noProof/>
+        </w:rPr>
         <w:drawing>
           <wp:inline distT="0" distB="0" distL="0" distR="0" wp14:anchorId="066CF5EE" wp14:editId="1D235C04">
             <wp:extent cx="4449709" cy="4381878"/>
@@ -5982,6 +5901,9 @@
         <w:spacing w:after="120" w:line="276" w:lineRule="auto"/>
       </w:pPr>
       <w:r>
+        <w:rPr>
+          <w:noProof/>
+        </w:rPr>
         <w:lastRenderedPageBreak/>
         <w:drawing>
           <wp:inline distT="0" distB="0" distL="0" distR="0" wp14:anchorId="3B69AE8A" wp14:editId="6059B4D4">
@@ -6042,12 +5964,6 @@
         <w:gridCol w:w="6140"/>
       </w:tblGrid>
       <w:tr>
-        <w:tblPrEx>
-          <w:tblCellMar>
-            <w:top w:w="0" w:type="dxa"/>
-            <w:bottom w:w="0" w:type="dxa"/>
-          </w:tblCellMar>
-        </w:tblPrEx>
         <w:trPr>
           <w:tblHeader/>
         </w:trPr>
@@ -6101,12 +6017,6 @@
         </w:tc>
       </w:tr>
       <w:tr>
-        <w:tblPrEx>
-          <w:tblCellMar>
-            <w:top w:w="0" w:type="dxa"/>
-            <w:bottom w:w="0" w:type="dxa"/>
-          </w:tblCellMar>
-        </w:tblPrEx>
         <w:tc>
           <w:tcPr>
             <w:tcW w:w="2600" w:type="dxa"/>
@@ -6159,12 +6069,6 @@
         </w:tc>
       </w:tr>
       <w:tr>
-        <w:tblPrEx>
-          <w:tblCellMar>
-            <w:top w:w="0" w:type="dxa"/>
-            <w:bottom w:w="0" w:type="dxa"/>
-          </w:tblCellMar>
-        </w:tblPrEx>
         <w:tc>
           <w:tcPr>
             <w:tcW w:w="2600" w:type="dxa"/>
@@ -6210,12 +6114,6 @@
         </w:tc>
       </w:tr>
       <w:tr>
-        <w:tblPrEx>
-          <w:tblCellMar>
-            <w:top w:w="0" w:type="dxa"/>
-            <w:bottom w:w="0" w:type="dxa"/>
-          </w:tblCellMar>
-        </w:tblPrEx>
         <w:tc>
           <w:tcPr>
             <w:tcW w:w="2600" w:type="dxa"/>
@@ -6259,12 +6157,6 @@
         </w:tc>
       </w:tr>
       <w:tr>
-        <w:tblPrEx>
-          <w:tblCellMar>
-            <w:top w:w="0" w:type="dxa"/>
-            <w:bottom w:w="0" w:type="dxa"/>
-          </w:tblCellMar>
-        </w:tblPrEx>
         <w:tc>
           <w:tcPr>
             <w:tcW w:w="2600" w:type="dxa"/>
@@ -6310,12 +6202,6 @@
         </w:tc>
       </w:tr>
       <w:tr>
-        <w:tblPrEx>
-          <w:tblCellMar>
-            <w:top w:w="0" w:type="dxa"/>
-            <w:bottom w:w="0" w:type="dxa"/>
-          </w:tblCellMar>
-        </w:tblPrEx>
         <w:tc>
           <w:tcPr>
             <w:tcW w:w="2600" w:type="dxa"/>
@@ -6359,12 +6245,6 @@
         </w:tc>
       </w:tr>
       <w:tr>
-        <w:tblPrEx>
-          <w:tblCellMar>
-            <w:top w:w="0" w:type="dxa"/>
-            <w:bottom w:w="0" w:type="dxa"/>
-          </w:tblCellMar>
-        </w:tblPrEx>
         <w:tc>
           <w:tcPr>
             <w:tcW w:w="2600" w:type="dxa"/>
@@ -6410,12 +6290,6 @@
         </w:tc>
       </w:tr>
       <w:tr>
-        <w:tblPrEx>
-          <w:tblCellMar>
-            <w:top w:w="0" w:type="dxa"/>
-            <w:bottom w:w="0" w:type="dxa"/>
-          </w:tblCellMar>
-        </w:tblPrEx>
         <w:tc>
           <w:tcPr>
             <w:tcW w:w="2600" w:type="dxa"/>
@@ -6459,12 +6333,6 @@
         </w:tc>
       </w:tr>
       <w:tr>
-        <w:tblPrEx>
-          <w:tblCellMar>
-            <w:top w:w="0" w:type="dxa"/>
-            <w:bottom w:w="0" w:type="dxa"/>
-          </w:tblCellMar>
-        </w:tblPrEx>
         <w:tc>
           <w:tcPr>
             <w:tcW w:w="2600" w:type="dxa"/>
@@ -7098,6 +6966,9 @@
         <w:ind w:left="460"/>
       </w:pPr>
       <w:r>
+        <w:rPr>
+          <w:noProof/>
+        </w:rPr>
         <w:drawing>
           <wp:inline distT="0" distB="0" distL="0" distR="0" wp14:anchorId="1FB2C753" wp14:editId="28958003">
             <wp:extent cx="5478446" cy="1213164"/>
@@ -7335,6 +7206,9 @@
         <w:ind w:left="460"/>
       </w:pPr>
       <w:r>
+        <w:rPr>
+          <w:noProof/>
+        </w:rPr>
         <w:lastRenderedPageBreak/>
         <w:drawing>
           <wp:inline distT="0" distB="0" distL="0" distR="0" wp14:anchorId="0EC3C20F" wp14:editId="06F87313">
@@ -7447,7 +7321,2765 @@
           <w:color w:val="1F3864"/>
         </w:rPr>
         <w:lastRenderedPageBreak/>
-        <w:t>8.  Troubleshooting</w:t>
+        <w:t>8.  Multiple agents in one MCP server</w:t>
+      </w:r>
+    </w:p>
+    <w:p>
+      <w:pPr>
+        <w:spacing w:after="120" w:line="276" w:lineRule="auto"/>
+      </w:pPr>
+      <w:r>
+        <w:t>You can expose several Cortex agents through a SINGLE MCP server — each agent becomes a separate tool. Both run under one role and one token. Here we combine HEALTHCARE_AGENT and FINANCE_AGENT, so VS Code shows "Discovered 2 tools."</w:t>
+      </w:r>
+    </w:p>
+    <w:p>
+      <w:pPr>
+        <w:pBdr>
+          <w:top w:val="single" w:sz="4" w:space="8" w:color="E6C34A"/>
+          <w:left w:val="single" w:sz="18" w:space="10" w:color="E6C34A"/>
+          <w:bottom w:val="single" w:sz="4" w:space="8" w:color="E6C34A"/>
+          <w:right w:val="single" w:sz="4" w:space="8" w:color="E6C34A"/>
+        </w:pBdr>
+        <w:shd w:val="clear" w:color="auto" w:fill="FBF3D6"/>
+        <w:spacing w:before="100" w:after="140" w:line="268" w:lineRule="auto"/>
+      </w:pPr>
+      <w:proofErr w:type="gramStart"/>
+      <w:r>
+        <w:rPr>
+          <w:b/>
+          <w:bCs/>
+          <w:color w:val="8A6D1B"/>
+          <w:sz w:val="21"/>
+          <w:szCs w:val="21"/>
+        </w:rPr>
+        <w:t xml:space="preserve">NOTE  </w:t>
+      </w:r>
+      <w:r>
+        <w:rPr>
+          <w:b/>
+          <w:bCs/>
+        </w:rPr>
+        <w:t>One</w:t>
+      </w:r>
+      <w:proofErr w:type="gramEnd"/>
+      <w:r>
+        <w:rPr>
+          <w:b/>
+          <w:bCs/>
+        </w:rPr>
+        <w:t xml:space="preserve"> server = one token = one role. </w:t>
+      </w:r>
+      <w:r>
+        <w:t xml:space="preserve">With one multi-agent server, both agents run under the SAME role. If you need each agent under a DIFFERENT role, use two servers (two entries in </w:t>
+      </w:r>
+      <w:proofErr w:type="spellStart"/>
+      <w:proofErr w:type="gramStart"/>
+      <w:r>
+        <w:t>mcp.json</w:t>
+      </w:r>
+      <w:proofErr w:type="spellEnd"/>
+      <w:proofErr w:type="gramEnd"/>
+      <w:r>
+        <w:t>), each with its own token.</w:t>
+      </w:r>
+    </w:p>
+    <w:p>
+      <w:pPr>
+        <w:pStyle w:val="Heading2"/>
+        <w:spacing w:before="240" w:after="100"/>
+      </w:pPr>
+      <w:r>
+        <w:rPr>
+          <w:b/>
+          <w:bCs/>
+          <w:color w:val="2E5AAC"/>
+        </w:rPr>
+        <w:t>Step 8.1 — Create the multi-agent MCP server</w:t>
+      </w:r>
+    </w:p>
+    <w:p>
+      <w:pPr>
+        <w:spacing w:after="120" w:line="276" w:lineRule="auto"/>
+      </w:pPr>
+      <w:r>
+        <w:t>Tool identifiers are fully qualified, so the agents can live in different databases/schemas. Clear "ONLY use for…" descriptions help the model route to the right agent.</w:t>
+      </w:r>
+    </w:p>
+    <w:p>
+      <w:pPr>
+        <w:pBdr>
+          <w:top w:val="single" w:sz="6" w:space="6" w:color="D0D7DE"/>
+          <w:left w:val="single" w:sz="6" w:space="8" w:color="D0D7DE"/>
+          <w:bottom w:val="none" w:sz="6" w:space="6" w:color="D0D7DE"/>
+          <w:right w:val="single" w:sz="6" w:space="8" w:color="D0D7DE"/>
+        </w:pBdr>
+        <w:shd w:val="clear" w:color="auto" w:fill="F2F4F7"/>
+        <w:spacing w:before="60" w:line="256" w:lineRule="auto"/>
+      </w:pPr>
+      <w:r>
+        <w:rPr>
+          <w:rFonts w:ascii="Consolas" w:eastAsia="Consolas" w:hAnsi="Consolas" w:cs="Consolas"/>
+          <w:sz w:val="19"/>
+          <w:szCs w:val="19"/>
+        </w:rPr>
+        <w:t>CREATE OR REPLACE MCP SERVER HEALTHCARE_</w:t>
+      </w:r>
+      <w:proofErr w:type="gramStart"/>
+      <w:r>
+        <w:rPr>
+          <w:rFonts w:ascii="Consolas" w:eastAsia="Consolas" w:hAnsi="Consolas" w:cs="Consolas"/>
+          <w:sz w:val="19"/>
+          <w:szCs w:val="19"/>
+        </w:rPr>
+        <w:t>DB.GOLD.MULTI</w:t>
+      </w:r>
+      <w:proofErr w:type="gramEnd"/>
+      <w:r>
+        <w:rPr>
+          <w:rFonts w:ascii="Consolas" w:eastAsia="Consolas" w:hAnsi="Consolas" w:cs="Consolas"/>
+          <w:sz w:val="19"/>
+          <w:szCs w:val="19"/>
+        </w:rPr>
+        <w:t>_MCP_SERVER</w:t>
+      </w:r>
+    </w:p>
+    <w:p>
+      <w:pPr>
+        <w:pBdr>
+          <w:top w:val="none" w:sz="6" w:space="6" w:color="D0D7DE"/>
+          <w:left w:val="single" w:sz="6" w:space="8" w:color="D0D7DE"/>
+          <w:bottom w:val="none" w:sz="6" w:space="6" w:color="D0D7DE"/>
+          <w:right w:val="single" w:sz="6" w:space="8" w:color="D0D7DE"/>
+        </w:pBdr>
+        <w:shd w:val="clear" w:color="auto" w:fill="F2F4F7"/>
+        <w:spacing w:line="256" w:lineRule="auto"/>
+      </w:pPr>
+      <w:r>
+        <w:rPr>
+          <w:rFonts w:ascii="Consolas" w:eastAsia="Consolas" w:hAnsi="Consolas" w:cs="Consolas"/>
+          <w:sz w:val="19"/>
+          <w:szCs w:val="19"/>
+        </w:rPr>
+        <w:t xml:space="preserve">  FROM SPECIFICATION $$</w:t>
+      </w:r>
+    </w:p>
+    <w:p>
+      <w:pPr>
+        <w:pBdr>
+          <w:top w:val="none" w:sz="6" w:space="6" w:color="D0D7DE"/>
+          <w:left w:val="single" w:sz="6" w:space="8" w:color="D0D7DE"/>
+          <w:bottom w:val="none" w:sz="6" w:space="6" w:color="D0D7DE"/>
+          <w:right w:val="single" w:sz="6" w:space="8" w:color="D0D7DE"/>
+        </w:pBdr>
+        <w:shd w:val="clear" w:color="auto" w:fill="F2F4F7"/>
+        <w:spacing w:line="256" w:lineRule="auto"/>
+      </w:pPr>
+      <w:r>
+        <w:rPr>
+          <w:rFonts w:ascii="Consolas" w:eastAsia="Consolas" w:hAnsi="Consolas" w:cs="Consolas"/>
+          <w:sz w:val="19"/>
+          <w:szCs w:val="19"/>
+        </w:rPr>
+        <w:t xml:space="preserve">    tools:</w:t>
+      </w:r>
+    </w:p>
+    <w:p>
+      <w:pPr>
+        <w:pBdr>
+          <w:top w:val="none" w:sz="6" w:space="6" w:color="D0D7DE"/>
+          <w:left w:val="single" w:sz="6" w:space="8" w:color="D0D7DE"/>
+          <w:bottom w:val="none" w:sz="6" w:space="6" w:color="D0D7DE"/>
+          <w:right w:val="single" w:sz="6" w:space="8" w:color="D0D7DE"/>
+        </w:pBdr>
+        <w:shd w:val="clear" w:color="auto" w:fill="F2F4F7"/>
+        <w:spacing w:line="256" w:lineRule="auto"/>
+      </w:pPr>
+      <w:r>
+        <w:rPr>
+          <w:rFonts w:ascii="Consolas" w:eastAsia="Consolas" w:hAnsi="Consolas" w:cs="Consolas"/>
+          <w:sz w:val="19"/>
+          <w:szCs w:val="19"/>
+        </w:rPr>
+        <w:t xml:space="preserve">      - name: "HEALTHCARE_AGENT"</w:t>
+      </w:r>
+    </w:p>
+    <w:p>
+      <w:pPr>
+        <w:pBdr>
+          <w:top w:val="none" w:sz="6" w:space="6" w:color="D0D7DE"/>
+          <w:left w:val="single" w:sz="6" w:space="8" w:color="D0D7DE"/>
+          <w:bottom w:val="none" w:sz="6" w:space="6" w:color="D0D7DE"/>
+          <w:right w:val="single" w:sz="6" w:space="8" w:color="D0D7DE"/>
+        </w:pBdr>
+        <w:shd w:val="clear" w:color="auto" w:fill="F2F4F7"/>
+        <w:spacing w:line="256" w:lineRule="auto"/>
+      </w:pPr>
+      <w:r>
+        <w:rPr>
+          <w:rFonts w:ascii="Consolas" w:eastAsia="Consolas" w:hAnsi="Consolas" w:cs="Consolas"/>
+          <w:sz w:val="19"/>
+          <w:szCs w:val="19"/>
+        </w:rPr>
+        <w:t xml:space="preserve">        type: "CORTEX_AGENT_RUN"</w:t>
+      </w:r>
+    </w:p>
+    <w:p>
+      <w:pPr>
+        <w:pBdr>
+          <w:top w:val="none" w:sz="6" w:space="6" w:color="D0D7DE"/>
+          <w:left w:val="single" w:sz="6" w:space="8" w:color="D0D7DE"/>
+          <w:bottom w:val="none" w:sz="6" w:space="6" w:color="D0D7DE"/>
+          <w:right w:val="single" w:sz="6" w:space="8" w:color="D0D7DE"/>
+        </w:pBdr>
+        <w:shd w:val="clear" w:color="auto" w:fill="F2F4F7"/>
+        <w:spacing w:line="256" w:lineRule="auto"/>
+      </w:pPr>
+      <w:r>
+        <w:rPr>
+          <w:rFonts w:ascii="Consolas" w:eastAsia="Consolas" w:hAnsi="Consolas" w:cs="Consolas"/>
+          <w:sz w:val="19"/>
+          <w:szCs w:val="19"/>
+        </w:rPr>
+        <w:t xml:space="preserve">        identifier: "HEALTHCARE_</w:t>
+      </w:r>
+      <w:proofErr w:type="gramStart"/>
+      <w:r>
+        <w:rPr>
+          <w:rFonts w:ascii="Consolas" w:eastAsia="Consolas" w:hAnsi="Consolas" w:cs="Consolas"/>
+          <w:sz w:val="19"/>
+          <w:szCs w:val="19"/>
+        </w:rPr>
+        <w:t>DB.GOLD.HEALTHCARE</w:t>
+      </w:r>
+      <w:proofErr w:type="gramEnd"/>
+      <w:r>
+        <w:rPr>
+          <w:rFonts w:ascii="Consolas" w:eastAsia="Consolas" w:hAnsi="Consolas" w:cs="Consolas"/>
+          <w:sz w:val="19"/>
+          <w:szCs w:val="19"/>
+        </w:rPr>
+        <w:t>_AGENT"</w:t>
+      </w:r>
+    </w:p>
+    <w:p>
+      <w:pPr>
+        <w:pBdr>
+          <w:top w:val="none" w:sz="6" w:space="6" w:color="D0D7DE"/>
+          <w:left w:val="single" w:sz="6" w:space="8" w:color="D0D7DE"/>
+          <w:bottom w:val="none" w:sz="6" w:space="6" w:color="D0D7DE"/>
+          <w:right w:val="single" w:sz="6" w:space="8" w:color="D0D7DE"/>
+        </w:pBdr>
+        <w:shd w:val="clear" w:color="auto" w:fill="F2F4F7"/>
+        <w:spacing w:line="256" w:lineRule="auto"/>
+      </w:pPr>
+      <w:r>
+        <w:rPr>
+          <w:rFonts w:ascii="Consolas" w:eastAsia="Consolas" w:hAnsi="Consolas" w:cs="Consolas"/>
+          <w:sz w:val="19"/>
+          <w:szCs w:val="19"/>
+        </w:rPr>
+        <w:t xml:space="preserve">        title: "Healthcare Agent"</w:t>
+      </w:r>
+    </w:p>
+    <w:p>
+      <w:pPr>
+        <w:pBdr>
+          <w:top w:val="none" w:sz="6" w:space="6" w:color="D0D7DE"/>
+          <w:left w:val="single" w:sz="6" w:space="8" w:color="D0D7DE"/>
+          <w:bottom w:val="none" w:sz="6" w:space="6" w:color="D0D7DE"/>
+          <w:right w:val="single" w:sz="6" w:space="8" w:color="D0D7DE"/>
+        </w:pBdr>
+        <w:shd w:val="clear" w:color="auto" w:fill="F2F4F7"/>
+        <w:spacing w:line="256" w:lineRule="auto"/>
+      </w:pPr>
+      <w:r>
+        <w:rPr>
+          <w:rFonts w:ascii="Consolas" w:eastAsia="Consolas" w:hAnsi="Consolas" w:cs="Consolas"/>
+          <w:sz w:val="19"/>
+          <w:szCs w:val="19"/>
+        </w:rPr>
+        <w:t xml:space="preserve">        description: "ONLY for healthcare questions: patient admissions, insurance</w:t>
+      </w:r>
+    </w:p>
+    <w:p>
+      <w:pPr>
+        <w:pBdr>
+          <w:top w:val="none" w:sz="6" w:space="6" w:color="D0D7DE"/>
+          <w:left w:val="single" w:sz="6" w:space="8" w:color="D0D7DE"/>
+          <w:bottom w:val="none" w:sz="6" w:space="6" w:color="D0D7DE"/>
+          <w:right w:val="single" w:sz="6" w:space="8" w:color="D0D7DE"/>
+        </w:pBdr>
+        <w:shd w:val="clear" w:color="auto" w:fill="F2F4F7"/>
+        <w:spacing w:line="256" w:lineRule="auto"/>
+      </w:pPr>
+      <w:r>
+        <w:rPr>
+          <w:rFonts w:ascii="Consolas" w:eastAsia="Consolas" w:hAnsi="Consolas" w:cs="Consolas"/>
+          <w:sz w:val="19"/>
+          <w:szCs w:val="19"/>
+        </w:rPr>
+        <w:t xml:space="preserve">                      claims, treatment outcomes, departments, diagnoses.</w:t>
+      </w:r>
+    </w:p>
+    <w:p>
+      <w:pPr>
+        <w:pBdr>
+          <w:top w:val="none" w:sz="6" w:space="6" w:color="D0D7DE"/>
+          <w:left w:val="single" w:sz="6" w:space="8" w:color="D0D7DE"/>
+          <w:bottom w:val="none" w:sz="6" w:space="6" w:color="D0D7DE"/>
+          <w:right w:val="single" w:sz="6" w:space="8" w:color="D0D7DE"/>
+        </w:pBdr>
+        <w:shd w:val="clear" w:color="auto" w:fill="F2F4F7"/>
+        <w:spacing w:line="256" w:lineRule="auto"/>
+      </w:pPr>
+      <w:r>
+        <w:rPr>
+          <w:rFonts w:ascii="Consolas" w:eastAsia="Consolas" w:hAnsi="Consolas" w:cs="Consolas"/>
+          <w:sz w:val="19"/>
+          <w:szCs w:val="19"/>
+        </w:rPr>
+        <w:t xml:space="preserve">                      Do NOT use for sales / revenue / finance."</w:t>
+      </w:r>
+    </w:p>
+    <w:p>
+      <w:pPr>
+        <w:pBdr>
+          <w:top w:val="none" w:sz="6" w:space="6" w:color="D0D7DE"/>
+          <w:left w:val="single" w:sz="6" w:space="8" w:color="D0D7DE"/>
+          <w:bottom w:val="none" w:sz="6" w:space="6" w:color="D0D7DE"/>
+          <w:right w:val="single" w:sz="6" w:space="8" w:color="D0D7DE"/>
+        </w:pBdr>
+        <w:shd w:val="clear" w:color="auto" w:fill="F2F4F7"/>
+        <w:spacing w:line="256" w:lineRule="auto"/>
+      </w:pPr>
+      <w:r>
+        <w:rPr>
+          <w:rFonts w:ascii="Consolas" w:eastAsia="Consolas" w:hAnsi="Consolas" w:cs="Consolas"/>
+          <w:sz w:val="19"/>
+          <w:szCs w:val="19"/>
+        </w:rPr>
+        <w:t xml:space="preserve">      - name: "FINANCE_AGENT"</w:t>
+      </w:r>
+    </w:p>
+    <w:p>
+      <w:pPr>
+        <w:pBdr>
+          <w:top w:val="none" w:sz="6" w:space="6" w:color="D0D7DE"/>
+          <w:left w:val="single" w:sz="6" w:space="8" w:color="D0D7DE"/>
+          <w:bottom w:val="none" w:sz="6" w:space="6" w:color="D0D7DE"/>
+          <w:right w:val="single" w:sz="6" w:space="8" w:color="D0D7DE"/>
+        </w:pBdr>
+        <w:shd w:val="clear" w:color="auto" w:fill="F2F4F7"/>
+        <w:spacing w:line="256" w:lineRule="auto"/>
+      </w:pPr>
+      <w:r>
+        <w:rPr>
+          <w:rFonts w:ascii="Consolas" w:eastAsia="Consolas" w:hAnsi="Consolas" w:cs="Consolas"/>
+          <w:sz w:val="19"/>
+          <w:szCs w:val="19"/>
+        </w:rPr>
+        <w:t xml:space="preserve">        type: "CORTEX_AGENT_RUN"</w:t>
+      </w:r>
+    </w:p>
+    <w:p>
+      <w:pPr>
+        <w:pBdr>
+          <w:top w:val="none" w:sz="6" w:space="6" w:color="D0D7DE"/>
+          <w:left w:val="single" w:sz="6" w:space="8" w:color="D0D7DE"/>
+          <w:bottom w:val="none" w:sz="6" w:space="6" w:color="D0D7DE"/>
+          <w:right w:val="single" w:sz="6" w:space="8" w:color="D0D7DE"/>
+        </w:pBdr>
+        <w:shd w:val="clear" w:color="auto" w:fill="F2F4F7"/>
+        <w:spacing w:line="256" w:lineRule="auto"/>
+      </w:pPr>
+      <w:r>
+        <w:rPr>
+          <w:rFonts w:ascii="Consolas" w:eastAsia="Consolas" w:hAnsi="Consolas" w:cs="Consolas"/>
+          <w:sz w:val="19"/>
+          <w:szCs w:val="19"/>
+        </w:rPr>
+        <w:t xml:space="preserve">        identifier: "SALES_</w:t>
+      </w:r>
+      <w:proofErr w:type="gramStart"/>
+      <w:r>
+        <w:rPr>
+          <w:rFonts w:ascii="Consolas" w:eastAsia="Consolas" w:hAnsi="Consolas" w:cs="Consolas"/>
+          <w:sz w:val="19"/>
+          <w:szCs w:val="19"/>
+        </w:rPr>
+        <w:t>DB.ANALYTICS.FINANCE</w:t>
+      </w:r>
+      <w:proofErr w:type="gramEnd"/>
+      <w:r>
+        <w:rPr>
+          <w:rFonts w:ascii="Consolas" w:eastAsia="Consolas" w:hAnsi="Consolas" w:cs="Consolas"/>
+          <w:sz w:val="19"/>
+          <w:szCs w:val="19"/>
+        </w:rPr>
+        <w:t>_AGENT"</w:t>
+      </w:r>
+    </w:p>
+    <w:p>
+      <w:pPr>
+        <w:pBdr>
+          <w:top w:val="none" w:sz="6" w:space="6" w:color="D0D7DE"/>
+          <w:left w:val="single" w:sz="6" w:space="8" w:color="D0D7DE"/>
+          <w:bottom w:val="none" w:sz="6" w:space="6" w:color="D0D7DE"/>
+          <w:right w:val="single" w:sz="6" w:space="8" w:color="D0D7DE"/>
+        </w:pBdr>
+        <w:shd w:val="clear" w:color="auto" w:fill="F2F4F7"/>
+        <w:spacing w:line="256" w:lineRule="auto"/>
+      </w:pPr>
+      <w:r>
+        <w:rPr>
+          <w:rFonts w:ascii="Consolas" w:eastAsia="Consolas" w:hAnsi="Consolas" w:cs="Consolas"/>
+          <w:sz w:val="19"/>
+          <w:szCs w:val="19"/>
+        </w:rPr>
+        <w:t xml:space="preserve">        title: "Finance Agent"</w:t>
+      </w:r>
+    </w:p>
+    <w:p>
+      <w:pPr>
+        <w:pBdr>
+          <w:top w:val="none" w:sz="6" w:space="6" w:color="D0D7DE"/>
+          <w:left w:val="single" w:sz="6" w:space="8" w:color="D0D7DE"/>
+          <w:bottom w:val="none" w:sz="6" w:space="6" w:color="D0D7DE"/>
+          <w:right w:val="single" w:sz="6" w:space="8" w:color="D0D7DE"/>
+        </w:pBdr>
+        <w:shd w:val="clear" w:color="auto" w:fill="F2F4F7"/>
+        <w:spacing w:line="256" w:lineRule="auto"/>
+      </w:pPr>
+      <w:r>
+        <w:rPr>
+          <w:rFonts w:ascii="Consolas" w:eastAsia="Consolas" w:hAnsi="Consolas" w:cs="Consolas"/>
+          <w:sz w:val="19"/>
+          <w:szCs w:val="19"/>
+        </w:rPr>
+        <w:t xml:space="preserve">        description: "ONLY for finance / sales questions: total sales amount, revenue</w:t>
+      </w:r>
+    </w:p>
+    <w:p>
+      <w:pPr>
+        <w:pBdr>
+          <w:top w:val="none" w:sz="6" w:space="6" w:color="D0D7DE"/>
+          <w:left w:val="single" w:sz="6" w:space="8" w:color="D0D7DE"/>
+          <w:bottom w:val="none" w:sz="6" w:space="6" w:color="D0D7DE"/>
+          <w:right w:val="single" w:sz="6" w:space="8" w:color="D0D7DE"/>
+        </w:pBdr>
+        <w:shd w:val="clear" w:color="auto" w:fill="F2F4F7"/>
+        <w:spacing w:line="256" w:lineRule="auto"/>
+      </w:pPr>
+      <w:r>
+        <w:rPr>
+          <w:rFonts w:ascii="Consolas" w:eastAsia="Consolas" w:hAnsi="Consolas" w:cs="Consolas"/>
+          <w:sz w:val="19"/>
+          <w:szCs w:val="19"/>
+        </w:rPr>
+        <w:t xml:space="preserve">                      by region, product categories, order status, customers.</w:t>
+      </w:r>
+    </w:p>
+    <w:p>
+      <w:pPr>
+        <w:pBdr>
+          <w:top w:val="none" w:sz="6" w:space="6" w:color="D0D7DE"/>
+          <w:left w:val="single" w:sz="6" w:space="8" w:color="D0D7DE"/>
+          <w:bottom w:val="none" w:sz="6" w:space="6" w:color="D0D7DE"/>
+          <w:right w:val="single" w:sz="6" w:space="8" w:color="D0D7DE"/>
+        </w:pBdr>
+        <w:shd w:val="clear" w:color="auto" w:fill="F2F4F7"/>
+        <w:spacing w:line="256" w:lineRule="auto"/>
+      </w:pPr>
+      <w:r>
+        <w:rPr>
+          <w:rFonts w:ascii="Consolas" w:eastAsia="Consolas" w:hAnsi="Consolas" w:cs="Consolas"/>
+          <w:sz w:val="19"/>
+          <w:szCs w:val="19"/>
+        </w:rPr>
+        <w:t xml:space="preserve">                      Do NOT use for healthcare / patients / medical."</w:t>
+      </w:r>
+    </w:p>
+    <w:p>
+      <w:pPr>
+        <w:pBdr>
+          <w:top w:val="none" w:sz="6" w:space="6" w:color="D0D7DE"/>
+          <w:left w:val="single" w:sz="6" w:space="8" w:color="D0D7DE"/>
+          <w:bottom w:val="none" w:sz="6" w:space="6" w:color="D0D7DE"/>
+          <w:right w:val="single" w:sz="6" w:space="8" w:color="D0D7DE"/>
+        </w:pBdr>
+        <w:shd w:val="clear" w:color="auto" w:fill="F2F4F7"/>
+        <w:spacing w:line="256" w:lineRule="auto"/>
+      </w:pPr>
+      <w:r>
+        <w:rPr>
+          <w:rFonts w:ascii="Consolas" w:eastAsia="Consolas" w:hAnsi="Consolas" w:cs="Consolas"/>
+          <w:sz w:val="19"/>
+          <w:szCs w:val="19"/>
+        </w:rPr>
+        <w:t xml:space="preserve">  $$;</w:t>
+      </w:r>
+    </w:p>
+    <w:p>
+      <w:pPr>
+        <w:pBdr>
+          <w:top w:val="none" w:sz="6" w:space="6" w:color="D0D7DE"/>
+          <w:left w:val="single" w:sz="6" w:space="8" w:color="D0D7DE"/>
+          <w:bottom w:val="none" w:sz="6" w:space="6" w:color="D0D7DE"/>
+          <w:right w:val="single" w:sz="6" w:space="8" w:color="D0D7DE"/>
+        </w:pBdr>
+        <w:shd w:val="clear" w:color="auto" w:fill="F2F4F7"/>
+        <w:spacing w:line="256" w:lineRule="auto"/>
+      </w:pPr>
+      <w:r>
+        <w:rPr>
+          <w:rFonts w:ascii="Consolas" w:eastAsia="Consolas" w:hAnsi="Consolas" w:cs="Consolas"/>
+          <w:sz w:val="19"/>
+          <w:szCs w:val="19"/>
+        </w:rPr>
+        <w:t xml:space="preserve"> </w:t>
+      </w:r>
+    </w:p>
+    <w:p>
+      <w:pPr>
+        <w:pBdr>
+          <w:top w:val="none" w:sz="6" w:space="6" w:color="D0D7DE"/>
+          <w:left w:val="single" w:sz="6" w:space="8" w:color="D0D7DE"/>
+          <w:bottom w:val="single" w:sz="6" w:space="6" w:color="D0D7DE"/>
+          <w:right w:val="single" w:sz="6" w:space="8" w:color="D0D7DE"/>
+        </w:pBdr>
+        <w:shd w:val="clear" w:color="auto" w:fill="F2F4F7"/>
+        <w:spacing w:after="120" w:line="256" w:lineRule="auto"/>
+      </w:pPr>
+      <w:r>
+        <w:rPr>
+          <w:rFonts w:ascii="Consolas" w:eastAsia="Consolas" w:hAnsi="Consolas" w:cs="Consolas"/>
+          <w:sz w:val="19"/>
+          <w:szCs w:val="19"/>
+        </w:rPr>
+        <w:t>SHOW MCP SERVERS IN SCHEMA HEALTHCARE_</w:t>
+      </w:r>
+      <w:proofErr w:type="gramStart"/>
+      <w:r>
+        <w:rPr>
+          <w:rFonts w:ascii="Consolas" w:eastAsia="Consolas" w:hAnsi="Consolas" w:cs="Consolas"/>
+          <w:sz w:val="19"/>
+          <w:szCs w:val="19"/>
+        </w:rPr>
+        <w:t>DB.GOLD</w:t>
+      </w:r>
+      <w:proofErr w:type="gramEnd"/>
+      <w:r>
+        <w:rPr>
+          <w:rFonts w:ascii="Consolas" w:eastAsia="Consolas" w:hAnsi="Consolas" w:cs="Consolas"/>
+          <w:sz w:val="19"/>
+          <w:szCs w:val="19"/>
+        </w:rPr>
+        <w:t>;</w:t>
+      </w:r>
+    </w:p>
+    <w:p>
+      <w:pPr>
+        <w:pBdr>
+          <w:top w:val="single" w:sz="4" w:space="8" w:color="D98A8A"/>
+          <w:left w:val="single" w:sz="18" w:space="10" w:color="D98A8A"/>
+          <w:bottom w:val="single" w:sz="4" w:space="8" w:color="D98A8A"/>
+          <w:right w:val="single" w:sz="4" w:space="8" w:color="D98A8A"/>
+        </w:pBdr>
+        <w:shd w:val="clear" w:color="auto" w:fill="FBE4E4"/>
+        <w:spacing w:before="100" w:after="140" w:line="268" w:lineRule="auto"/>
+      </w:pPr>
+      <w:r>
+        <w:rPr>
+          <w:rFonts w:ascii="Segoe UI Symbol" w:hAnsi="Segoe UI Symbol" w:cs="Segoe UI Symbol"/>
+          <w:b/>
+          <w:bCs/>
+          <w:color w:val="A83232"/>
+          <w:sz w:val="21"/>
+          <w:szCs w:val="21"/>
+        </w:rPr>
+        <w:t>⚠</w:t>
+      </w:r>
+      <w:r>
+        <w:rPr>
+          <w:b/>
+          <w:bCs/>
+          <w:color w:val="A83232"/>
+          <w:sz w:val="21"/>
+          <w:szCs w:val="21"/>
+        </w:rPr>
+        <w:t xml:space="preserve"> </w:t>
+      </w:r>
+      <w:proofErr w:type="gramStart"/>
+      <w:r>
+        <w:rPr>
+          <w:b/>
+          <w:bCs/>
+          <w:color w:val="A83232"/>
+          <w:sz w:val="21"/>
+          <w:szCs w:val="21"/>
+        </w:rPr>
+        <w:t xml:space="preserve">GOTCHA  </w:t>
+      </w:r>
+      <w:r>
+        <w:t>After</w:t>
+      </w:r>
+      <w:proofErr w:type="gramEnd"/>
+      <w:r>
+        <w:t xml:space="preserve"> every </w:t>
+      </w:r>
+      <w:r>
+        <w:rPr>
+          <w:rFonts w:ascii="Consolas" w:eastAsia="Consolas" w:hAnsi="Consolas" w:cs="Consolas"/>
+          <w:b/>
+          <w:bCs/>
+        </w:rPr>
+        <w:t>CREATE OR REPLACE MCP SERVER</w:t>
+      </w:r>
+      <w:r>
+        <w:t>, you MUST re-grant USAGE — REPLACE drops the object and all its grants, so the role loses access (</w:t>
+      </w:r>
+      <w:r>
+        <w:rPr>
+          <w:i/>
+          <w:iCs/>
+        </w:rPr>
+        <w:t>"MCP server does not exist or not authorized"</w:t>
+      </w:r>
+      <w:r>
+        <w:t>).</w:t>
+      </w:r>
+    </w:p>
+    <w:p>
+      <w:pPr>
+        <w:pStyle w:val="Heading2"/>
+        <w:spacing w:before="240" w:after="100"/>
+      </w:pPr>
+      <w:r>
+        <w:rPr>
+          <w:b/>
+          <w:bCs/>
+          <w:color w:val="2E5AAC"/>
+        </w:rPr>
+        <w:t xml:space="preserve">Step 8.2 — Grant </w:t>
+      </w:r>
+      <w:proofErr w:type="spellStart"/>
+      <w:r>
+        <w:rPr>
+          <w:b/>
+          <w:bCs/>
+          <w:color w:val="2E5AAC"/>
+        </w:rPr>
+        <w:t>reader_role</w:t>
+      </w:r>
+      <w:proofErr w:type="spellEnd"/>
+      <w:r>
+        <w:rPr>
+          <w:b/>
+          <w:bCs/>
+          <w:color w:val="2E5AAC"/>
+        </w:rPr>
+        <w:t xml:space="preserve"> everything (both domains)</w:t>
+      </w:r>
+    </w:p>
+    <w:p>
+      <w:pPr>
+        <w:spacing w:after="120" w:line="276" w:lineRule="auto"/>
+      </w:pPr>
+      <w:r>
+        <w:t>One role needs access to BOTH agents and both databases' data:</w:t>
+      </w:r>
+    </w:p>
+    <w:p>
+      <w:pPr>
+        <w:pBdr>
+          <w:top w:val="single" w:sz="6" w:space="6" w:color="D0D7DE"/>
+          <w:left w:val="single" w:sz="6" w:space="8" w:color="D0D7DE"/>
+          <w:bottom w:val="none" w:sz="6" w:space="6" w:color="D0D7DE"/>
+          <w:right w:val="single" w:sz="6" w:space="8" w:color="D0D7DE"/>
+        </w:pBdr>
+        <w:shd w:val="clear" w:color="auto" w:fill="F2F4F7"/>
+        <w:spacing w:before="60" w:line="256" w:lineRule="auto"/>
+      </w:pPr>
+      <w:r>
+        <w:rPr>
+          <w:rFonts w:ascii="Consolas" w:eastAsia="Consolas" w:hAnsi="Consolas" w:cs="Consolas"/>
+          <w:sz w:val="19"/>
+          <w:szCs w:val="19"/>
+        </w:rPr>
+        <w:t>USE ROLE ACCOUNTADMIN;</w:t>
+      </w:r>
+    </w:p>
+    <w:p>
+      <w:pPr>
+        <w:pBdr>
+          <w:top w:val="none" w:sz="6" w:space="6" w:color="D0D7DE"/>
+          <w:left w:val="single" w:sz="6" w:space="8" w:color="D0D7DE"/>
+          <w:bottom w:val="none" w:sz="6" w:space="6" w:color="D0D7DE"/>
+          <w:right w:val="single" w:sz="6" w:space="8" w:color="D0D7DE"/>
+        </w:pBdr>
+        <w:shd w:val="clear" w:color="auto" w:fill="F2F4F7"/>
+        <w:spacing w:line="256" w:lineRule="auto"/>
+      </w:pPr>
+      <w:r>
+        <w:rPr>
+          <w:rFonts w:ascii="Consolas" w:eastAsia="Consolas" w:hAnsi="Consolas" w:cs="Consolas"/>
+          <w:sz w:val="19"/>
+          <w:szCs w:val="19"/>
+        </w:rPr>
+        <w:t xml:space="preserve"> </w:t>
+      </w:r>
+    </w:p>
+    <w:p>
+      <w:pPr>
+        <w:pBdr>
+          <w:top w:val="none" w:sz="6" w:space="6" w:color="D0D7DE"/>
+          <w:left w:val="single" w:sz="6" w:space="8" w:color="D0D7DE"/>
+          <w:bottom w:val="none" w:sz="6" w:space="6" w:color="D0D7DE"/>
+          <w:right w:val="single" w:sz="6" w:space="8" w:color="D0D7DE"/>
+        </w:pBdr>
+        <w:shd w:val="clear" w:color="auto" w:fill="F2F4F7"/>
+        <w:spacing w:line="256" w:lineRule="auto"/>
+      </w:pPr>
+      <w:r>
+        <w:rPr>
+          <w:rFonts w:ascii="Consolas" w:eastAsia="Consolas" w:hAnsi="Consolas" w:cs="Consolas"/>
+          <w:sz w:val="19"/>
+          <w:szCs w:val="19"/>
+        </w:rPr>
+        <w:t>-- The multi-agent server</w:t>
+      </w:r>
+    </w:p>
+    <w:p>
+      <w:pPr>
+        <w:pBdr>
+          <w:top w:val="none" w:sz="6" w:space="6" w:color="D0D7DE"/>
+          <w:left w:val="single" w:sz="6" w:space="8" w:color="D0D7DE"/>
+          <w:bottom w:val="none" w:sz="6" w:space="6" w:color="D0D7DE"/>
+          <w:right w:val="single" w:sz="6" w:space="8" w:color="D0D7DE"/>
+        </w:pBdr>
+        <w:shd w:val="clear" w:color="auto" w:fill="F2F4F7"/>
+        <w:spacing w:line="256" w:lineRule="auto"/>
+      </w:pPr>
+      <w:r>
+        <w:rPr>
+          <w:rFonts w:ascii="Consolas" w:eastAsia="Consolas" w:hAnsi="Consolas" w:cs="Consolas"/>
+          <w:sz w:val="19"/>
+          <w:szCs w:val="19"/>
+        </w:rPr>
+        <w:t>GRANT USAGE ON MCP SERVER HEALTHCARE_</w:t>
+      </w:r>
+      <w:proofErr w:type="gramStart"/>
+      <w:r>
+        <w:rPr>
+          <w:rFonts w:ascii="Consolas" w:eastAsia="Consolas" w:hAnsi="Consolas" w:cs="Consolas"/>
+          <w:sz w:val="19"/>
+          <w:szCs w:val="19"/>
+        </w:rPr>
+        <w:t>DB.GOLD.MULTI</w:t>
+      </w:r>
+      <w:proofErr w:type="gramEnd"/>
+      <w:r>
+        <w:rPr>
+          <w:rFonts w:ascii="Consolas" w:eastAsia="Consolas" w:hAnsi="Consolas" w:cs="Consolas"/>
+          <w:sz w:val="19"/>
+          <w:szCs w:val="19"/>
+        </w:rPr>
+        <w:t xml:space="preserve">_MCP_SERVER TO ROLE </w:t>
+      </w:r>
+      <w:proofErr w:type="spellStart"/>
+      <w:r>
+        <w:rPr>
+          <w:rFonts w:ascii="Consolas" w:eastAsia="Consolas" w:hAnsi="Consolas" w:cs="Consolas"/>
+          <w:sz w:val="19"/>
+          <w:szCs w:val="19"/>
+        </w:rPr>
+        <w:t>reader_role</w:t>
+      </w:r>
+      <w:proofErr w:type="spellEnd"/>
+      <w:r>
+        <w:rPr>
+          <w:rFonts w:ascii="Consolas" w:eastAsia="Consolas" w:hAnsi="Consolas" w:cs="Consolas"/>
+          <w:sz w:val="19"/>
+          <w:szCs w:val="19"/>
+        </w:rPr>
+        <w:t>;</w:t>
+      </w:r>
+    </w:p>
+    <w:p>
+      <w:pPr>
+        <w:pBdr>
+          <w:top w:val="none" w:sz="6" w:space="6" w:color="D0D7DE"/>
+          <w:left w:val="single" w:sz="6" w:space="8" w:color="D0D7DE"/>
+          <w:bottom w:val="none" w:sz="6" w:space="6" w:color="D0D7DE"/>
+          <w:right w:val="single" w:sz="6" w:space="8" w:color="D0D7DE"/>
+        </w:pBdr>
+        <w:shd w:val="clear" w:color="auto" w:fill="F2F4F7"/>
+        <w:spacing w:line="256" w:lineRule="auto"/>
+      </w:pPr>
+      <w:r>
+        <w:rPr>
+          <w:rFonts w:ascii="Consolas" w:eastAsia="Consolas" w:hAnsi="Consolas" w:cs="Consolas"/>
+          <w:sz w:val="19"/>
+          <w:szCs w:val="19"/>
+        </w:rPr>
+        <w:t xml:space="preserve"> </w:t>
+      </w:r>
+    </w:p>
+    <w:p>
+      <w:pPr>
+        <w:pBdr>
+          <w:top w:val="none" w:sz="6" w:space="6" w:color="D0D7DE"/>
+          <w:left w:val="single" w:sz="6" w:space="8" w:color="D0D7DE"/>
+          <w:bottom w:val="none" w:sz="6" w:space="6" w:color="D0D7DE"/>
+          <w:right w:val="single" w:sz="6" w:space="8" w:color="D0D7DE"/>
+        </w:pBdr>
+        <w:shd w:val="clear" w:color="auto" w:fill="F2F4F7"/>
+        <w:spacing w:line="256" w:lineRule="auto"/>
+      </w:pPr>
+      <w:r>
+        <w:rPr>
+          <w:rFonts w:ascii="Consolas" w:eastAsia="Consolas" w:hAnsi="Consolas" w:cs="Consolas"/>
+          <w:sz w:val="19"/>
+          <w:szCs w:val="19"/>
+        </w:rPr>
+        <w:lastRenderedPageBreak/>
+        <w:t>-- Cortex access (once, covers both)</w:t>
+      </w:r>
+    </w:p>
+    <w:p>
+      <w:pPr>
+        <w:pBdr>
+          <w:top w:val="none" w:sz="6" w:space="6" w:color="D0D7DE"/>
+          <w:left w:val="single" w:sz="6" w:space="8" w:color="D0D7DE"/>
+          <w:bottom w:val="none" w:sz="6" w:space="6" w:color="D0D7DE"/>
+          <w:right w:val="single" w:sz="6" w:space="8" w:color="D0D7DE"/>
+        </w:pBdr>
+        <w:shd w:val="clear" w:color="auto" w:fill="F2F4F7"/>
+        <w:spacing w:line="256" w:lineRule="auto"/>
+      </w:pPr>
+      <w:r>
+        <w:rPr>
+          <w:rFonts w:ascii="Consolas" w:eastAsia="Consolas" w:hAnsi="Consolas" w:cs="Consolas"/>
+          <w:sz w:val="19"/>
+          <w:szCs w:val="19"/>
+        </w:rPr>
+        <w:t xml:space="preserve">GRANT DATABASE ROLE SNOWFLAKE.CORTEX_USER TO ROLE </w:t>
+      </w:r>
+      <w:proofErr w:type="spellStart"/>
+      <w:r>
+        <w:rPr>
+          <w:rFonts w:ascii="Consolas" w:eastAsia="Consolas" w:hAnsi="Consolas" w:cs="Consolas"/>
+          <w:sz w:val="19"/>
+          <w:szCs w:val="19"/>
+        </w:rPr>
+        <w:t>reader_role</w:t>
+      </w:r>
+      <w:proofErr w:type="spellEnd"/>
+      <w:r>
+        <w:rPr>
+          <w:rFonts w:ascii="Consolas" w:eastAsia="Consolas" w:hAnsi="Consolas" w:cs="Consolas"/>
+          <w:sz w:val="19"/>
+          <w:szCs w:val="19"/>
+        </w:rPr>
+        <w:t>;</w:t>
+      </w:r>
+    </w:p>
+    <w:p>
+      <w:pPr>
+        <w:pBdr>
+          <w:top w:val="none" w:sz="6" w:space="6" w:color="D0D7DE"/>
+          <w:left w:val="single" w:sz="6" w:space="8" w:color="D0D7DE"/>
+          <w:bottom w:val="none" w:sz="6" w:space="6" w:color="D0D7DE"/>
+          <w:right w:val="single" w:sz="6" w:space="8" w:color="D0D7DE"/>
+        </w:pBdr>
+        <w:shd w:val="clear" w:color="auto" w:fill="F2F4F7"/>
+        <w:spacing w:line="256" w:lineRule="auto"/>
+      </w:pPr>
+      <w:r>
+        <w:rPr>
+          <w:rFonts w:ascii="Consolas" w:eastAsia="Consolas" w:hAnsi="Consolas" w:cs="Consolas"/>
+          <w:sz w:val="19"/>
+          <w:szCs w:val="19"/>
+        </w:rPr>
+        <w:t xml:space="preserve"> </w:t>
+      </w:r>
+    </w:p>
+    <w:p>
+      <w:pPr>
+        <w:pBdr>
+          <w:top w:val="none" w:sz="6" w:space="6" w:color="D0D7DE"/>
+          <w:left w:val="single" w:sz="6" w:space="8" w:color="D0D7DE"/>
+          <w:bottom w:val="none" w:sz="6" w:space="6" w:color="D0D7DE"/>
+          <w:right w:val="single" w:sz="6" w:space="8" w:color="D0D7DE"/>
+        </w:pBdr>
+        <w:shd w:val="clear" w:color="auto" w:fill="F2F4F7"/>
+        <w:spacing w:line="256" w:lineRule="auto"/>
+      </w:pPr>
+      <w:r>
+        <w:rPr>
+          <w:rFonts w:ascii="Consolas" w:eastAsia="Consolas" w:hAnsi="Consolas" w:cs="Consolas"/>
+          <w:sz w:val="19"/>
+          <w:szCs w:val="19"/>
+        </w:rPr>
+        <w:t>-- Healthcare agent + its data</w:t>
+      </w:r>
+    </w:p>
+    <w:p>
+      <w:pPr>
+        <w:pBdr>
+          <w:top w:val="none" w:sz="6" w:space="6" w:color="D0D7DE"/>
+          <w:left w:val="single" w:sz="6" w:space="8" w:color="D0D7DE"/>
+          <w:bottom w:val="none" w:sz="6" w:space="6" w:color="D0D7DE"/>
+          <w:right w:val="single" w:sz="6" w:space="8" w:color="D0D7DE"/>
+        </w:pBdr>
+        <w:shd w:val="clear" w:color="auto" w:fill="F2F4F7"/>
+        <w:spacing w:line="256" w:lineRule="auto"/>
+      </w:pPr>
+      <w:r>
+        <w:rPr>
+          <w:rFonts w:ascii="Consolas" w:eastAsia="Consolas" w:hAnsi="Consolas" w:cs="Consolas"/>
+          <w:sz w:val="19"/>
+          <w:szCs w:val="19"/>
+        </w:rPr>
+        <w:t xml:space="preserve">GRANT </w:t>
+      </w:r>
+      <w:proofErr w:type="gramStart"/>
+      <w:r>
+        <w:rPr>
+          <w:rFonts w:ascii="Consolas" w:eastAsia="Consolas" w:hAnsi="Consolas" w:cs="Consolas"/>
+          <w:sz w:val="19"/>
+          <w:szCs w:val="19"/>
+        </w:rPr>
+        <w:t>USAGE  ON</w:t>
+      </w:r>
+      <w:proofErr w:type="gramEnd"/>
+      <w:r>
+        <w:rPr>
+          <w:rFonts w:ascii="Consolas" w:eastAsia="Consolas" w:hAnsi="Consolas" w:cs="Consolas"/>
+          <w:sz w:val="19"/>
+          <w:szCs w:val="19"/>
+        </w:rPr>
+        <w:t xml:space="preserve"> AGENT HEALTHCARE_</w:t>
+      </w:r>
+      <w:proofErr w:type="gramStart"/>
+      <w:r>
+        <w:rPr>
+          <w:rFonts w:ascii="Consolas" w:eastAsia="Consolas" w:hAnsi="Consolas" w:cs="Consolas"/>
+          <w:sz w:val="19"/>
+          <w:szCs w:val="19"/>
+        </w:rPr>
+        <w:t>DB.GOLD.HEALTHCARE</w:t>
+      </w:r>
+      <w:proofErr w:type="gramEnd"/>
+      <w:r>
+        <w:rPr>
+          <w:rFonts w:ascii="Consolas" w:eastAsia="Consolas" w:hAnsi="Consolas" w:cs="Consolas"/>
+          <w:sz w:val="19"/>
+          <w:szCs w:val="19"/>
+        </w:rPr>
+        <w:t xml:space="preserve">_AGENT TO ROLE </w:t>
+      </w:r>
+      <w:proofErr w:type="spellStart"/>
+      <w:r>
+        <w:rPr>
+          <w:rFonts w:ascii="Consolas" w:eastAsia="Consolas" w:hAnsi="Consolas" w:cs="Consolas"/>
+          <w:sz w:val="19"/>
+          <w:szCs w:val="19"/>
+        </w:rPr>
+        <w:t>reader_role</w:t>
+      </w:r>
+      <w:proofErr w:type="spellEnd"/>
+      <w:r>
+        <w:rPr>
+          <w:rFonts w:ascii="Consolas" w:eastAsia="Consolas" w:hAnsi="Consolas" w:cs="Consolas"/>
+          <w:sz w:val="19"/>
+          <w:szCs w:val="19"/>
+        </w:rPr>
+        <w:t>;</w:t>
+      </w:r>
+    </w:p>
+    <w:p>
+      <w:pPr>
+        <w:pBdr>
+          <w:top w:val="none" w:sz="6" w:space="6" w:color="D0D7DE"/>
+          <w:left w:val="single" w:sz="6" w:space="8" w:color="D0D7DE"/>
+          <w:bottom w:val="none" w:sz="6" w:space="6" w:color="D0D7DE"/>
+          <w:right w:val="single" w:sz="6" w:space="8" w:color="D0D7DE"/>
+        </w:pBdr>
+        <w:shd w:val="clear" w:color="auto" w:fill="F2F4F7"/>
+        <w:spacing w:line="256" w:lineRule="auto"/>
+      </w:pPr>
+      <w:r>
+        <w:rPr>
+          <w:rFonts w:ascii="Consolas" w:eastAsia="Consolas" w:hAnsi="Consolas" w:cs="Consolas"/>
+          <w:sz w:val="19"/>
+          <w:szCs w:val="19"/>
+        </w:rPr>
+        <w:t xml:space="preserve">GRANT </w:t>
+      </w:r>
+      <w:proofErr w:type="gramStart"/>
+      <w:r>
+        <w:rPr>
+          <w:rFonts w:ascii="Consolas" w:eastAsia="Consolas" w:hAnsi="Consolas" w:cs="Consolas"/>
+          <w:sz w:val="19"/>
+          <w:szCs w:val="19"/>
+        </w:rPr>
+        <w:t>USAGE  ON</w:t>
+      </w:r>
+      <w:proofErr w:type="gramEnd"/>
+      <w:r>
+        <w:rPr>
+          <w:rFonts w:ascii="Consolas" w:eastAsia="Consolas" w:hAnsi="Consolas" w:cs="Consolas"/>
+          <w:sz w:val="19"/>
+          <w:szCs w:val="19"/>
+        </w:rPr>
+        <w:t xml:space="preserve"> DATABASE HEALTHCARE_DB      TO ROLE </w:t>
+      </w:r>
+      <w:proofErr w:type="spellStart"/>
+      <w:r>
+        <w:rPr>
+          <w:rFonts w:ascii="Consolas" w:eastAsia="Consolas" w:hAnsi="Consolas" w:cs="Consolas"/>
+          <w:sz w:val="19"/>
+          <w:szCs w:val="19"/>
+        </w:rPr>
+        <w:t>reader_role</w:t>
+      </w:r>
+      <w:proofErr w:type="spellEnd"/>
+      <w:r>
+        <w:rPr>
+          <w:rFonts w:ascii="Consolas" w:eastAsia="Consolas" w:hAnsi="Consolas" w:cs="Consolas"/>
+          <w:sz w:val="19"/>
+          <w:szCs w:val="19"/>
+        </w:rPr>
+        <w:t>;</w:t>
+      </w:r>
+    </w:p>
+    <w:p>
+      <w:pPr>
+        <w:pBdr>
+          <w:top w:val="none" w:sz="6" w:space="6" w:color="D0D7DE"/>
+          <w:left w:val="single" w:sz="6" w:space="8" w:color="D0D7DE"/>
+          <w:bottom w:val="none" w:sz="6" w:space="6" w:color="D0D7DE"/>
+          <w:right w:val="single" w:sz="6" w:space="8" w:color="D0D7DE"/>
+        </w:pBdr>
+        <w:shd w:val="clear" w:color="auto" w:fill="F2F4F7"/>
+        <w:spacing w:line="256" w:lineRule="auto"/>
+      </w:pPr>
+      <w:r>
+        <w:rPr>
+          <w:rFonts w:ascii="Consolas" w:eastAsia="Consolas" w:hAnsi="Consolas" w:cs="Consolas"/>
+          <w:sz w:val="19"/>
+          <w:szCs w:val="19"/>
+        </w:rPr>
+        <w:t xml:space="preserve">GRANT </w:t>
+      </w:r>
+      <w:proofErr w:type="gramStart"/>
+      <w:r>
+        <w:rPr>
+          <w:rFonts w:ascii="Consolas" w:eastAsia="Consolas" w:hAnsi="Consolas" w:cs="Consolas"/>
+          <w:sz w:val="19"/>
+          <w:szCs w:val="19"/>
+        </w:rPr>
+        <w:t>USAGE  ON</w:t>
+      </w:r>
+      <w:proofErr w:type="gramEnd"/>
+      <w:r>
+        <w:rPr>
+          <w:rFonts w:ascii="Consolas" w:eastAsia="Consolas" w:hAnsi="Consolas" w:cs="Consolas"/>
+          <w:sz w:val="19"/>
+          <w:szCs w:val="19"/>
+        </w:rPr>
+        <w:t xml:space="preserve"> SCHEMA   HEALTHCARE_</w:t>
+      </w:r>
+      <w:proofErr w:type="gramStart"/>
+      <w:r>
+        <w:rPr>
+          <w:rFonts w:ascii="Consolas" w:eastAsia="Consolas" w:hAnsi="Consolas" w:cs="Consolas"/>
+          <w:sz w:val="19"/>
+          <w:szCs w:val="19"/>
+        </w:rPr>
+        <w:t>DB.GOLD</w:t>
+      </w:r>
+      <w:proofErr w:type="gramEnd"/>
+      <w:r>
+        <w:rPr>
+          <w:rFonts w:ascii="Consolas" w:eastAsia="Consolas" w:hAnsi="Consolas" w:cs="Consolas"/>
+          <w:sz w:val="19"/>
+          <w:szCs w:val="19"/>
+        </w:rPr>
+        <w:t xml:space="preserve"> TO ROLE </w:t>
+      </w:r>
+      <w:proofErr w:type="spellStart"/>
+      <w:r>
+        <w:rPr>
+          <w:rFonts w:ascii="Consolas" w:eastAsia="Consolas" w:hAnsi="Consolas" w:cs="Consolas"/>
+          <w:sz w:val="19"/>
+          <w:szCs w:val="19"/>
+        </w:rPr>
+        <w:t>reader_role</w:t>
+      </w:r>
+      <w:proofErr w:type="spellEnd"/>
+      <w:r>
+        <w:rPr>
+          <w:rFonts w:ascii="Consolas" w:eastAsia="Consolas" w:hAnsi="Consolas" w:cs="Consolas"/>
+          <w:sz w:val="19"/>
+          <w:szCs w:val="19"/>
+        </w:rPr>
+        <w:t>;</w:t>
+      </w:r>
+    </w:p>
+    <w:p>
+      <w:pPr>
+        <w:pBdr>
+          <w:top w:val="none" w:sz="6" w:space="6" w:color="D0D7DE"/>
+          <w:left w:val="single" w:sz="6" w:space="8" w:color="D0D7DE"/>
+          <w:bottom w:val="none" w:sz="6" w:space="6" w:color="D0D7DE"/>
+          <w:right w:val="single" w:sz="6" w:space="8" w:color="D0D7DE"/>
+        </w:pBdr>
+        <w:shd w:val="clear" w:color="auto" w:fill="F2F4F7"/>
+        <w:spacing w:line="256" w:lineRule="auto"/>
+      </w:pPr>
+      <w:r>
+        <w:rPr>
+          <w:rFonts w:ascii="Consolas" w:eastAsia="Consolas" w:hAnsi="Consolas" w:cs="Consolas"/>
+          <w:sz w:val="19"/>
+          <w:szCs w:val="19"/>
+        </w:rPr>
+        <w:t xml:space="preserve">GRANT </w:t>
+      </w:r>
+      <w:proofErr w:type="gramStart"/>
+      <w:r>
+        <w:rPr>
+          <w:rFonts w:ascii="Consolas" w:eastAsia="Consolas" w:hAnsi="Consolas" w:cs="Consolas"/>
+          <w:sz w:val="19"/>
+          <w:szCs w:val="19"/>
+        </w:rPr>
+        <w:t>USAGE  ON</w:t>
+      </w:r>
+      <w:proofErr w:type="gramEnd"/>
+      <w:r>
+        <w:rPr>
+          <w:rFonts w:ascii="Consolas" w:eastAsia="Consolas" w:hAnsi="Consolas" w:cs="Consolas"/>
+          <w:sz w:val="19"/>
+          <w:szCs w:val="19"/>
+        </w:rPr>
+        <w:t xml:space="preserve"> SCHEMA   </w:t>
+      </w:r>
+      <w:proofErr w:type="gramStart"/>
+      <w:r>
+        <w:rPr>
+          <w:rFonts w:ascii="Consolas" w:eastAsia="Consolas" w:hAnsi="Consolas" w:cs="Consolas"/>
+          <w:sz w:val="19"/>
+          <w:szCs w:val="19"/>
+        </w:rPr>
+        <w:t>HEALTHCARE_DB.RAW  TO</w:t>
+      </w:r>
+      <w:proofErr w:type="gramEnd"/>
+      <w:r>
+        <w:rPr>
+          <w:rFonts w:ascii="Consolas" w:eastAsia="Consolas" w:hAnsi="Consolas" w:cs="Consolas"/>
+          <w:sz w:val="19"/>
+          <w:szCs w:val="19"/>
+        </w:rPr>
+        <w:t xml:space="preserve"> ROLE </w:t>
+      </w:r>
+      <w:proofErr w:type="spellStart"/>
+      <w:r>
+        <w:rPr>
+          <w:rFonts w:ascii="Consolas" w:eastAsia="Consolas" w:hAnsi="Consolas" w:cs="Consolas"/>
+          <w:sz w:val="19"/>
+          <w:szCs w:val="19"/>
+        </w:rPr>
+        <w:t>reader_role</w:t>
+      </w:r>
+      <w:proofErr w:type="spellEnd"/>
+      <w:r>
+        <w:rPr>
+          <w:rFonts w:ascii="Consolas" w:eastAsia="Consolas" w:hAnsi="Consolas" w:cs="Consolas"/>
+          <w:sz w:val="19"/>
+          <w:szCs w:val="19"/>
+        </w:rPr>
+        <w:t>;</w:t>
+      </w:r>
+    </w:p>
+    <w:p>
+      <w:pPr>
+        <w:pBdr>
+          <w:top w:val="none" w:sz="6" w:space="6" w:color="D0D7DE"/>
+          <w:left w:val="single" w:sz="6" w:space="8" w:color="D0D7DE"/>
+          <w:bottom w:val="none" w:sz="6" w:space="6" w:color="D0D7DE"/>
+          <w:right w:val="single" w:sz="6" w:space="8" w:color="D0D7DE"/>
+        </w:pBdr>
+        <w:shd w:val="clear" w:color="auto" w:fill="F2F4F7"/>
+        <w:spacing w:line="256" w:lineRule="auto"/>
+      </w:pPr>
+      <w:r>
+        <w:rPr>
+          <w:rFonts w:ascii="Consolas" w:eastAsia="Consolas" w:hAnsi="Consolas" w:cs="Consolas"/>
+          <w:sz w:val="19"/>
+          <w:szCs w:val="19"/>
+        </w:rPr>
+        <w:t>GRANT SELECT ON SEMANTIC VIEW HEALTHCARE_</w:t>
+      </w:r>
+      <w:proofErr w:type="gramStart"/>
+      <w:r>
+        <w:rPr>
+          <w:rFonts w:ascii="Consolas" w:eastAsia="Consolas" w:hAnsi="Consolas" w:cs="Consolas"/>
+          <w:sz w:val="19"/>
+          <w:szCs w:val="19"/>
+        </w:rPr>
+        <w:t>DB.GOLD.HEALTHCARE</w:t>
+      </w:r>
+      <w:proofErr w:type="gramEnd"/>
+      <w:r>
+        <w:rPr>
+          <w:rFonts w:ascii="Consolas" w:eastAsia="Consolas" w:hAnsi="Consolas" w:cs="Consolas"/>
+          <w:sz w:val="19"/>
+          <w:szCs w:val="19"/>
+        </w:rPr>
+        <w:t xml:space="preserve">_SEMANTIC_VW TO ROLE </w:t>
+      </w:r>
+      <w:proofErr w:type="spellStart"/>
+      <w:r>
+        <w:rPr>
+          <w:rFonts w:ascii="Consolas" w:eastAsia="Consolas" w:hAnsi="Consolas" w:cs="Consolas"/>
+          <w:sz w:val="19"/>
+          <w:szCs w:val="19"/>
+        </w:rPr>
+        <w:t>reader_role</w:t>
+      </w:r>
+      <w:proofErr w:type="spellEnd"/>
+      <w:r>
+        <w:rPr>
+          <w:rFonts w:ascii="Consolas" w:eastAsia="Consolas" w:hAnsi="Consolas" w:cs="Consolas"/>
+          <w:sz w:val="19"/>
+          <w:szCs w:val="19"/>
+        </w:rPr>
+        <w:t>;</w:t>
+      </w:r>
+    </w:p>
+    <w:p>
+      <w:pPr>
+        <w:pBdr>
+          <w:top w:val="none" w:sz="6" w:space="6" w:color="D0D7DE"/>
+          <w:left w:val="single" w:sz="6" w:space="8" w:color="D0D7DE"/>
+          <w:bottom w:val="none" w:sz="6" w:space="6" w:color="D0D7DE"/>
+          <w:right w:val="single" w:sz="6" w:space="8" w:color="D0D7DE"/>
+        </w:pBdr>
+        <w:shd w:val="clear" w:color="auto" w:fill="F2F4F7"/>
+        <w:spacing w:line="256" w:lineRule="auto"/>
+      </w:pPr>
+      <w:r>
+        <w:rPr>
+          <w:rFonts w:ascii="Consolas" w:eastAsia="Consolas" w:hAnsi="Consolas" w:cs="Consolas"/>
+          <w:sz w:val="19"/>
+          <w:szCs w:val="19"/>
+        </w:rPr>
+        <w:t xml:space="preserve">GRANT SELECT ON ALL TABLES IN SCHEMA HEALTHCARE_DB.RAW TO ROLE </w:t>
+      </w:r>
+      <w:proofErr w:type="spellStart"/>
+      <w:r>
+        <w:rPr>
+          <w:rFonts w:ascii="Consolas" w:eastAsia="Consolas" w:hAnsi="Consolas" w:cs="Consolas"/>
+          <w:sz w:val="19"/>
+          <w:szCs w:val="19"/>
+        </w:rPr>
+        <w:t>reader_role</w:t>
+      </w:r>
+      <w:proofErr w:type="spellEnd"/>
+      <w:r>
+        <w:rPr>
+          <w:rFonts w:ascii="Consolas" w:eastAsia="Consolas" w:hAnsi="Consolas" w:cs="Consolas"/>
+          <w:sz w:val="19"/>
+          <w:szCs w:val="19"/>
+        </w:rPr>
+        <w:t>;</w:t>
+      </w:r>
+    </w:p>
+    <w:p>
+      <w:pPr>
+        <w:pBdr>
+          <w:top w:val="none" w:sz="6" w:space="6" w:color="D0D7DE"/>
+          <w:left w:val="single" w:sz="6" w:space="8" w:color="D0D7DE"/>
+          <w:bottom w:val="none" w:sz="6" w:space="6" w:color="D0D7DE"/>
+          <w:right w:val="single" w:sz="6" w:space="8" w:color="D0D7DE"/>
+        </w:pBdr>
+        <w:shd w:val="clear" w:color="auto" w:fill="F2F4F7"/>
+        <w:spacing w:line="256" w:lineRule="auto"/>
+      </w:pPr>
+      <w:r>
+        <w:rPr>
+          <w:rFonts w:ascii="Consolas" w:eastAsia="Consolas" w:hAnsi="Consolas" w:cs="Consolas"/>
+          <w:sz w:val="19"/>
+          <w:szCs w:val="19"/>
+        </w:rPr>
+        <w:t xml:space="preserve">GRANT READ   </w:t>
+      </w:r>
+      <w:proofErr w:type="gramStart"/>
+      <w:r>
+        <w:rPr>
+          <w:rFonts w:ascii="Consolas" w:eastAsia="Consolas" w:hAnsi="Consolas" w:cs="Consolas"/>
+          <w:sz w:val="19"/>
+          <w:szCs w:val="19"/>
+        </w:rPr>
+        <w:t>ON STAGE</w:t>
+      </w:r>
+      <w:proofErr w:type="gramEnd"/>
+      <w:r>
+        <w:rPr>
+          <w:rFonts w:ascii="Consolas" w:eastAsia="Consolas" w:hAnsi="Consolas" w:cs="Consolas"/>
+          <w:sz w:val="19"/>
+          <w:szCs w:val="19"/>
+        </w:rPr>
+        <w:t xml:space="preserve"> HEALTHCARE_</w:t>
+      </w:r>
+      <w:proofErr w:type="gramStart"/>
+      <w:r>
+        <w:rPr>
+          <w:rFonts w:ascii="Consolas" w:eastAsia="Consolas" w:hAnsi="Consolas" w:cs="Consolas"/>
+          <w:sz w:val="19"/>
+          <w:szCs w:val="19"/>
+        </w:rPr>
+        <w:t>DB.GOLD.SKILL</w:t>
+      </w:r>
+      <w:proofErr w:type="gramEnd"/>
+      <w:r>
+        <w:rPr>
+          <w:rFonts w:ascii="Consolas" w:eastAsia="Consolas" w:hAnsi="Consolas" w:cs="Consolas"/>
+          <w:sz w:val="19"/>
+          <w:szCs w:val="19"/>
+        </w:rPr>
+        <w:t xml:space="preserve">_STAGE   TO ROLE </w:t>
+      </w:r>
+      <w:proofErr w:type="spellStart"/>
+      <w:r>
+        <w:rPr>
+          <w:rFonts w:ascii="Consolas" w:eastAsia="Consolas" w:hAnsi="Consolas" w:cs="Consolas"/>
+          <w:sz w:val="19"/>
+          <w:szCs w:val="19"/>
+        </w:rPr>
+        <w:t>reader_role</w:t>
+      </w:r>
+      <w:proofErr w:type="spellEnd"/>
+      <w:r>
+        <w:rPr>
+          <w:rFonts w:ascii="Consolas" w:eastAsia="Consolas" w:hAnsi="Consolas" w:cs="Consolas"/>
+          <w:sz w:val="19"/>
+          <w:szCs w:val="19"/>
+        </w:rPr>
+        <w:t>;</w:t>
+      </w:r>
+    </w:p>
+    <w:p>
+      <w:pPr>
+        <w:pBdr>
+          <w:top w:val="none" w:sz="6" w:space="6" w:color="D0D7DE"/>
+          <w:left w:val="single" w:sz="6" w:space="8" w:color="D0D7DE"/>
+          <w:bottom w:val="none" w:sz="6" w:space="6" w:color="D0D7DE"/>
+          <w:right w:val="single" w:sz="6" w:space="8" w:color="D0D7DE"/>
+        </w:pBdr>
+        <w:shd w:val="clear" w:color="auto" w:fill="F2F4F7"/>
+        <w:spacing w:line="256" w:lineRule="auto"/>
+      </w:pPr>
+      <w:r>
+        <w:rPr>
+          <w:rFonts w:ascii="Consolas" w:eastAsia="Consolas" w:hAnsi="Consolas" w:cs="Consolas"/>
+          <w:sz w:val="19"/>
+          <w:szCs w:val="19"/>
+        </w:rPr>
+        <w:t xml:space="preserve">GRANT </w:t>
+      </w:r>
+      <w:proofErr w:type="gramStart"/>
+      <w:r>
+        <w:rPr>
+          <w:rFonts w:ascii="Consolas" w:eastAsia="Consolas" w:hAnsi="Consolas" w:cs="Consolas"/>
+          <w:sz w:val="19"/>
+          <w:szCs w:val="19"/>
+        </w:rPr>
+        <w:t>USAGE  ON</w:t>
+      </w:r>
+      <w:proofErr w:type="gramEnd"/>
+      <w:r>
+        <w:rPr>
+          <w:rFonts w:ascii="Consolas" w:eastAsia="Consolas" w:hAnsi="Consolas" w:cs="Consolas"/>
+          <w:sz w:val="19"/>
+          <w:szCs w:val="19"/>
+        </w:rPr>
+        <w:t xml:space="preserve"> WAREHOUSE HEALTHCARE_WH TO ROLE </w:t>
+      </w:r>
+      <w:proofErr w:type="spellStart"/>
+      <w:r>
+        <w:rPr>
+          <w:rFonts w:ascii="Consolas" w:eastAsia="Consolas" w:hAnsi="Consolas" w:cs="Consolas"/>
+          <w:sz w:val="19"/>
+          <w:szCs w:val="19"/>
+        </w:rPr>
+        <w:t>reader_role</w:t>
+      </w:r>
+      <w:proofErr w:type="spellEnd"/>
+      <w:r>
+        <w:rPr>
+          <w:rFonts w:ascii="Consolas" w:eastAsia="Consolas" w:hAnsi="Consolas" w:cs="Consolas"/>
+          <w:sz w:val="19"/>
+          <w:szCs w:val="19"/>
+        </w:rPr>
+        <w:t>;</w:t>
+      </w:r>
+    </w:p>
+    <w:p>
+      <w:pPr>
+        <w:pBdr>
+          <w:top w:val="none" w:sz="6" w:space="6" w:color="D0D7DE"/>
+          <w:left w:val="single" w:sz="6" w:space="8" w:color="D0D7DE"/>
+          <w:bottom w:val="none" w:sz="6" w:space="6" w:color="D0D7DE"/>
+          <w:right w:val="single" w:sz="6" w:space="8" w:color="D0D7DE"/>
+        </w:pBdr>
+        <w:shd w:val="clear" w:color="auto" w:fill="F2F4F7"/>
+        <w:spacing w:line="256" w:lineRule="auto"/>
+      </w:pPr>
+      <w:r>
+        <w:rPr>
+          <w:rFonts w:ascii="Consolas" w:eastAsia="Consolas" w:hAnsi="Consolas" w:cs="Consolas"/>
+          <w:sz w:val="19"/>
+          <w:szCs w:val="19"/>
+        </w:rPr>
+        <w:t xml:space="preserve"> </w:t>
+      </w:r>
+    </w:p>
+    <w:p>
+      <w:pPr>
+        <w:pBdr>
+          <w:top w:val="none" w:sz="6" w:space="6" w:color="D0D7DE"/>
+          <w:left w:val="single" w:sz="6" w:space="8" w:color="D0D7DE"/>
+          <w:bottom w:val="none" w:sz="6" w:space="6" w:color="D0D7DE"/>
+          <w:right w:val="single" w:sz="6" w:space="8" w:color="D0D7DE"/>
+        </w:pBdr>
+        <w:shd w:val="clear" w:color="auto" w:fill="F2F4F7"/>
+        <w:spacing w:line="256" w:lineRule="auto"/>
+      </w:pPr>
+      <w:r>
+        <w:rPr>
+          <w:rFonts w:ascii="Consolas" w:eastAsia="Consolas" w:hAnsi="Consolas" w:cs="Consolas"/>
+          <w:sz w:val="19"/>
+          <w:szCs w:val="19"/>
+        </w:rPr>
+        <w:t>-- Finance agent + its data</w:t>
+      </w:r>
+    </w:p>
+    <w:p>
+      <w:pPr>
+        <w:pBdr>
+          <w:top w:val="none" w:sz="6" w:space="6" w:color="D0D7DE"/>
+          <w:left w:val="single" w:sz="6" w:space="8" w:color="D0D7DE"/>
+          <w:bottom w:val="none" w:sz="6" w:space="6" w:color="D0D7DE"/>
+          <w:right w:val="single" w:sz="6" w:space="8" w:color="D0D7DE"/>
+        </w:pBdr>
+        <w:shd w:val="clear" w:color="auto" w:fill="F2F4F7"/>
+        <w:spacing w:line="256" w:lineRule="auto"/>
+      </w:pPr>
+      <w:r>
+        <w:rPr>
+          <w:rFonts w:ascii="Consolas" w:eastAsia="Consolas" w:hAnsi="Consolas" w:cs="Consolas"/>
+          <w:sz w:val="19"/>
+          <w:szCs w:val="19"/>
+        </w:rPr>
+        <w:t xml:space="preserve">GRANT </w:t>
+      </w:r>
+      <w:proofErr w:type="gramStart"/>
+      <w:r>
+        <w:rPr>
+          <w:rFonts w:ascii="Consolas" w:eastAsia="Consolas" w:hAnsi="Consolas" w:cs="Consolas"/>
+          <w:sz w:val="19"/>
+          <w:szCs w:val="19"/>
+        </w:rPr>
+        <w:t>USAGE  ON</w:t>
+      </w:r>
+      <w:proofErr w:type="gramEnd"/>
+      <w:r>
+        <w:rPr>
+          <w:rFonts w:ascii="Consolas" w:eastAsia="Consolas" w:hAnsi="Consolas" w:cs="Consolas"/>
+          <w:sz w:val="19"/>
+          <w:szCs w:val="19"/>
+        </w:rPr>
+        <w:t xml:space="preserve"> AGENT SALES_</w:t>
+      </w:r>
+      <w:proofErr w:type="gramStart"/>
+      <w:r>
+        <w:rPr>
+          <w:rFonts w:ascii="Consolas" w:eastAsia="Consolas" w:hAnsi="Consolas" w:cs="Consolas"/>
+          <w:sz w:val="19"/>
+          <w:szCs w:val="19"/>
+        </w:rPr>
+        <w:t>DB.ANALYTICS.FINANCE</w:t>
+      </w:r>
+      <w:proofErr w:type="gramEnd"/>
+      <w:r>
+        <w:rPr>
+          <w:rFonts w:ascii="Consolas" w:eastAsia="Consolas" w:hAnsi="Consolas" w:cs="Consolas"/>
+          <w:sz w:val="19"/>
+          <w:szCs w:val="19"/>
+        </w:rPr>
+        <w:t xml:space="preserve">_AGENT TO ROLE </w:t>
+      </w:r>
+      <w:proofErr w:type="spellStart"/>
+      <w:r>
+        <w:rPr>
+          <w:rFonts w:ascii="Consolas" w:eastAsia="Consolas" w:hAnsi="Consolas" w:cs="Consolas"/>
+          <w:sz w:val="19"/>
+          <w:szCs w:val="19"/>
+        </w:rPr>
+        <w:t>reader_role</w:t>
+      </w:r>
+      <w:proofErr w:type="spellEnd"/>
+      <w:r>
+        <w:rPr>
+          <w:rFonts w:ascii="Consolas" w:eastAsia="Consolas" w:hAnsi="Consolas" w:cs="Consolas"/>
+          <w:sz w:val="19"/>
+          <w:szCs w:val="19"/>
+        </w:rPr>
+        <w:t>;</w:t>
+      </w:r>
+    </w:p>
+    <w:p>
+      <w:pPr>
+        <w:pBdr>
+          <w:top w:val="none" w:sz="6" w:space="6" w:color="D0D7DE"/>
+          <w:left w:val="single" w:sz="6" w:space="8" w:color="D0D7DE"/>
+          <w:bottom w:val="none" w:sz="6" w:space="6" w:color="D0D7DE"/>
+          <w:right w:val="single" w:sz="6" w:space="8" w:color="D0D7DE"/>
+        </w:pBdr>
+        <w:shd w:val="clear" w:color="auto" w:fill="F2F4F7"/>
+        <w:spacing w:line="256" w:lineRule="auto"/>
+      </w:pPr>
+      <w:r>
+        <w:rPr>
+          <w:rFonts w:ascii="Consolas" w:eastAsia="Consolas" w:hAnsi="Consolas" w:cs="Consolas"/>
+          <w:sz w:val="19"/>
+          <w:szCs w:val="19"/>
+        </w:rPr>
+        <w:t xml:space="preserve">GRANT </w:t>
+      </w:r>
+      <w:proofErr w:type="gramStart"/>
+      <w:r>
+        <w:rPr>
+          <w:rFonts w:ascii="Consolas" w:eastAsia="Consolas" w:hAnsi="Consolas" w:cs="Consolas"/>
+          <w:sz w:val="19"/>
+          <w:szCs w:val="19"/>
+        </w:rPr>
+        <w:t>USAGE  ON</w:t>
+      </w:r>
+      <w:proofErr w:type="gramEnd"/>
+      <w:r>
+        <w:rPr>
+          <w:rFonts w:ascii="Consolas" w:eastAsia="Consolas" w:hAnsi="Consolas" w:cs="Consolas"/>
+          <w:sz w:val="19"/>
+          <w:szCs w:val="19"/>
+        </w:rPr>
+        <w:t xml:space="preserve"> DATABASE SALES_DB           TO ROLE </w:t>
+      </w:r>
+      <w:proofErr w:type="spellStart"/>
+      <w:r>
+        <w:rPr>
+          <w:rFonts w:ascii="Consolas" w:eastAsia="Consolas" w:hAnsi="Consolas" w:cs="Consolas"/>
+          <w:sz w:val="19"/>
+          <w:szCs w:val="19"/>
+        </w:rPr>
+        <w:t>reader_role</w:t>
+      </w:r>
+      <w:proofErr w:type="spellEnd"/>
+      <w:r>
+        <w:rPr>
+          <w:rFonts w:ascii="Consolas" w:eastAsia="Consolas" w:hAnsi="Consolas" w:cs="Consolas"/>
+          <w:sz w:val="19"/>
+          <w:szCs w:val="19"/>
+        </w:rPr>
+        <w:t>;</w:t>
+      </w:r>
+    </w:p>
+    <w:p>
+      <w:pPr>
+        <w:pBdr>
+          <w:top w:val="none" w:sz="6" w:space="6" w:color="D0D7DE"/>
+          <w:left w:val="single" w:sz="6" w:space="8" w:color="D0D7DE"/>
+          <w:bottom w:val="none" w:sz="6" w:space="6" w:color="D0D7DE"/>
+          <w:right w:val="single" w:sz="6" w:space="8" w:color="D0D7DE"/>
+        </w:pBdr>
+        <w:shd w:val="clear" w:color="auto" w:fill="F2F4F7"/>
+        <w:spacing w:line="256" w:lineRule="auto"/>
+      </w:pPr>
+      <w:r>
+        <w:rPr>
+          <w:rFonts w:ascii="Consolas" w:eastAsia="Consolas" w:hAnsi="Consolas" w:cs="Consolas"/>
+          <w:sz w:val="19"/>
+          <w:szCs w:val="19"/>
+        </w:rPr>
+        <w:t xml:space="preserve">GRANT </w:t>
+      </w:r>
+      <w:proofErr w:type="gramStart"/>
+      <w:r>
+        <w:rPr>
+          <w:rFonts w:ascii="Consolas" w:eastAsia="Consolas" w:hAnsi="Consolas" w:cs="Consolas"/>
+          <w:sz w:val="19"/>
+          <w:szCs w:val="19"/>
+        </w:rPr>
+        <w:t>USAGE  ON</w:t>
+      </w:r>
+      <w:proofErr w:type="gramEnd"/>
+      <w:r>
+        <w:rPr>
+          <w:rFonts w:ascii="Consolas" w:eastAsia="Consolas" w:hAnsi="Consolas" w:cs="Consolas"/>
+          <w:sz w:val="19"/>
+          <w:szCs w:val="19"/>
+        </w:rPr>
+        <w:t xml:space="preserve"> SCHEMA   SALES_</w:t>
+      </w:r>
+      <w:proofErr w:type="gramStart"/>
+      <w:r>
+        <w:rPr>
+          <w:rFonts w:ascii="Consolas" w:eastAsia="Consolas" w:hAnsi="Consolas" w:cs="Consolas"/>
+          <w:sz w:val="19"/>
+          <w:szCs w:val="19"/>
+        </w:rPr>
+        <w:t>DB.ANALYTICS</w:t>
+      </w:r>
+      <w:proofErr w:type="gramEnd"/>
+      <w:r>
+        <w:rPr>
+          <w:rFonts w:ascii="Consolas" w:eastAsia="Consolas" w:hAnsi="Consolas" w:cs="Consolas"/>
+          <w:sz w:val="19"/>
+          <w:szCs w:val="19"/>
+        </w:rPr>
+        <w:t xml:space="preserve"> TO ROLE </w:t>
+      </w:r>
+      <w:proofErr w:type="spellStart"/>
+      <w:r>
+        <w:rPr>
+          <w:rFonts w:ascii="Consolas" w:eastAsia="Consolas" w:hAnsi="Consolas" w:cs="Consolas"/>
+          <w:sz w:val="19"/>
+          <w:szCs w:val="19"/>
+        </w:rPr>
+        <w:t>reader_role</w:t>
+      </w:r>
+      <w:proofErr w:type="spellEnd"/>
+      <w:r>
+        <w:rPr>
+          <w:rFonts w:ascii="Consolas" w:eastAsia="Consolas" w:hAnsi="Consolas" w:cs="Consolas"/>
+          <w:sz w:val="19"/>
+          <w:szCs w:val="19"/>
+        </w:rPr>
+        <w:t>;</w:t>
+      </w:r>
+    </w:p>
+    <w:p>
+      <w:pPr>
+        <w:pBdr>
+          <w:top w:val="none" w:sz="6" w:space="6" w:color="D0D7DE"/>
+          <w:left w:val="single" w:sz="6" w:space="8" w:color="D0D7DE"/>
+          <w:bottom w:val="none" w:sz="6" w:space="6" w:color="D0D7DE"/>
+          <w:right w:val="single" w:sz="6" w:space="8" w:color="D0D7DE"/>
+        </w:pBdr>
+        <w:shd w:val="clear" w:color="auto" w:fill="F2F4F7"/>
+        <w:spacing w:line="256" w:lineRule="auto"/>
+      </w:pPr>
+      <w:r>
+        <w:rPr>
+          <w:rFonts w:ascii="Consolas" w:eastAsia="Consolas" w:hAnsi="Consolas" w:cs="Consolas"/>
+          <w:sz w:val="19"/>
+          <w:szCs w:val="19"/>
+        </w:rPr>
+        <w:t>GRANT SELECT ON SEMANTIC VIEW SALES_</w:t>
+      </w:r>
+      <w:proofErr w:type="gramStart"/>
+      <w:r>
+        <w:rPr>
+          <w:rFonts w:ascii="Consolas" w:eastAsia="Consolas" w:hAnsi="Consolas" w:cs="Consolas"/>
+          <w:sz w:val="19"/>
+          <w:szCs w:val="19"/>
+        </w:rPr>
+        <w:t>DB.ANALYTICS.FINANCE</w:t>
+      </w:r>
+      <w:proofErr w:type="gramEnd"/>
+      <w:r>
+        <w:rPr>
+          <w:rFonts w:ascii="Consolas" w:eastAsia="Consolas" w:hAnsi="Consolas" w:cs="Consolas"/>
+          <w:sz w:val="19"/>
+          <w:szCs w:val="19"/>
+        </w:rPr>
+        <w:t xml:space="preserve">_SEMANTIC_VW TO ROLE </w:t>
+      </w:r>
+      <w:proofErr w:type="spellStart"/>
+      <w:r>
+        <w:rPr>
+          <w:rFonts w:ascii="Consolas" w:eastAsia="Consolas" w:hAnsi="Consolas" w:cs="Consolas"/>
+          <w:sz w:val="19"/>
+          <w:szCs w:val="19"/>
+        </w:rPr>
+        <w:t>reader_role</w:t>
+      </w:r>
+      <w:proofErr w:type="spellEnd"/>
+      <w:r>
+        <w:rPr>
+          <w:rFonts w:ascii="Consolas" w:eastAsia="Consolas" w:hAnsi="Consolas" w:cs="Consolas"/>
+          <w:sz w:val="19"/>
+          <w:szCs w:val="19"/>
+        </w:rPr>
+        <w:t>;</w:t>
+      </w:r>
+    </w:p>
+    <w:p>
+      <w:pPr>
+        <w:pBdr>
+          <w:top w:val="none" w:sz="6" w:space="6" w:color="D0D7DE"/>
+          <w:left w:val="single" w:sz="6" w:space="8" w:color="D0D7DE"/>
+          <w:bottom w:val="none" w:sz="6" w:space="6" w:color="D0D7DE"/>
+          <w:right w:val="single" w:sz="6" w:space="8" w:color="D0D7DE"/>
+        </w:pBdr>
+        <w:shd w:val="clear" w:color="auto" w:fill="F2F4F7"/>
+        <w:spacing w:line="256" w:lineRule="auto"/>
+      </w:pPr>
+      <w:r>
+        <w:rPr>
+          <w:rFonts w:ascii="Consolas" w:eastAsia="Consolas" w:hAnsi="Consolas" w:cs="Consolas"/>
+          <w:sz w:val="19"/>
+          <w:szCs w:val="19"/>
+        </w:rPr>
+        <w:t>GRANT SELECT ON ALL TABLES IN SCHEMA SALES_</w:t>
+      </w:r>
+      <w:proofErr w:type="gramStart"/>
+      <w:r>
+        <w:rPr>
+          <w:rFonts w:ascii="Consolas" w:eastAsia="Consolas" w:hAnsi="Consolas" w:cs="Consolas"/>
+          <w:sz w:val="19"/>
+          <w:szCs w:val="19"/>
+        </w:rPr>
+        <w:t>DB.ANALYTICS</w:t>
+      </w:r>
+      <w:proofErr w:type="gramEnd"/>
+      <w:r>
+        <w:rPr>
+          <w:rFonts w:ascii="Consolas" w:eastAsia="Consolas" w:hAnsi="Consolas" w:cs="Consolas"/>
+          <w:sz w:val="19"/>
+          <w:szCs w:val="19"/>
+        </w:rPr>
+        <w:t xml:space="preserve"> TO ROLE </w:t>
+      </w:r>
+      <w:proofErr w:type="spellStart"/>
+      <w:r>
+        <w:rPr>
+          <w:rFonts w:ascii="Consolas" w:eastAsia="Consolas" w:hAnsi="Consolas" w:cs="Consolas"/>
+          <w:sz w:val="19"/>
+          <w:szCs w:val="19"/>
+        </w:rPr>
+        <w:t>reader_role</w:t>
+      </w:r>
+      <w:proofErr w:type="spellEnd"/>
+      <w:r>
+        <w:rPr>
+          <w:rFonts w:ascii="Consolas" w:eastAsia="Consolas" w:hAnsi="Consolas" w:cs="Consolas"/>
+          <w:sz w:val="19"/>
+          <w:szCs w:val="19"/>
+        </w:rPr>
+        <w:t>;</w:t>
+      </w:r>
+    </w:p>
+    <w:p>
+      <w:pPr>
+        <w:pBdr>
+          <w:top w:val="none" w:sz="6" w:space="6" w:color="D0D7DE"/>
+          <w:left w:val="single" w:sz="6" w:space="8" w:color="D0D7DE"/>
+          <w:bottom w:val="none" w:sz="6" w:space="6" w:color="D0D7DE"/>
+          <w:right w:val="single" w:sz="6" w:space="8" w:color="D0D7DE"/>
+        </w:pBdr>
+        <w:shd w:val="clear" w:color="auto" w:fill="F2F4F7"/>
+        <w:spacing w:line="256" w:lineRule="auto"/>
+      </w:pPr>
+      <w:r>
+        <w:rPr>
+          <w:rFonts w:ascii="Consolas" w:eastAsia="Consolas" w:hAnsi="Consolas" w:cs="Consolas"/>
+          <w:sz w:val="19"/>
+          <w:szCs w:val="19"/>
+        </w:rPr>
+        <w:t xml:space="preserve">GRANT </w:t>
+      </w:r>
+      <w:proofErr w:type="gramStart"/>
+      <w:r>
+        <w:rPr>
+          <w:rFonts w:ascii="Consolas" w:eastAsia="Consolas" w:hAnsi="Consolas" w:cs="Consolas"/>
+          <w:sz w:val="19"/>
+          <w:szCs w:val="19"/>
+        </w:rPr>
+        <w:t>USAGE  ON</w:t>
+      </w:r>
+      <w:proofErr w:type="gramEnd"/>
+      <w:r>
+        <w:rPr>
+          <w:rFonts w:ascii="Consolas" w:eastAsia="Consolas" w:hAnsi="Consolas" w:cs="Consolas"/>
+          <w:sz w:val="19"/>
+          <w:szCs w:val="19"/>
+        </w:rPr>
+        <w:t xml:space="preserve"> WAREHOUSE SALES_WH TO ROLE </w:t>
+      </w:r>
+      <w:proofErr w:type="spellStart"/>
+      <w:r>
+        <w:rPr>
+          <w:rFonts w:ascii="Consolas" w:eastAsia="Consolas" w:hAnsi="Consolas" w:cs="Consolas"/>
+          <w:sz w:val="19"/>
+          <w:szCs w:val="19"/>
+        </w:rPr>
+        <w:t>reader_role</w:t>
+      </w:r>
+      <w:proofErr w:type="spellEnd"/>
+      <w:r>
+        <w:rPr>
+          <w:rFonts w:ascii="Consolas" w:eastAsia="Consolas" w:hAnsi="Consolas" w:cs="Consolas"/>
+          <w:sz w:val="19"/>
+          <w:szCs w:val="19"/>
+        </w:rPr>
+        <w:t>;</w:t>
+      </w:r>
+    </w:p>
+    <w:p>
+      <w:pPr>
+        <w:pBdr>
+          <w:top w:val="none" w:sz="6" w:space="6" w:color="D0D7DE"/>
+          <w:left w:val="single" w:sz="6" w:space="8" w:color="D0D7DE"/>
+          <w:bottom w:val="none" w:sz="6" w:space="6" w:color="D0D7DE"/>
+          <w:right w:val="single" w:sz="6" w:space="8" w:color="D0D7DE"/>
+        </w:pBdr>
+        <w:shd w:val="clear" w:color="auto" w:fill="F2F4F7"/>
+        <w:spacing w:line="256" w:lineRule="auto"/>
+      </w:pPr>
+      <w:r>
+        <w:rPr>
+          <w:rFonts w:ascii="Consolas" w:eastAsia="Consolas" w:hAnsi="Consolas" w:cs="Consolas"/>
+          <w:sz w:val="19"/>
+          <w:szCs w:val="19"/>
+        </w:rPr>
+        <w:t xml:space="preserve"> </w:t>
+      </w:r>
+    </w:p>
+    <w:p>
+      <w:pPr>
+        <w:pBdr>
+          <w:top w:val="none" w:sz="6" w:space="6" w:color="D0D7DE"/>
+          <w:left w:val="single" w:sz="6" w:space="8" w:color="D0D7DE"/>
+          <w:bottom w:val="none" w:sz="6" w:space="6" w:color="D0D7DE"/>
+          <w:right w:val="single" w:sz="6" w:space="8" w:color="D0D7DE"/>
+        </w:pBdr>
+        <w:shd w:val="clear" w:color="auto" w:fill="F2F4F7"/>
+        <w:spacing w:line="256" w:lineRule="auto"/>
+      </w:pPr>
+      <w:r>
+        <w:rPr>
+          <w:rFonts w:ascii="Consolas" w:eastAsia="Consolas" w:hAnsi="Consolas" w:cs="Consolas"/>
+          <w:sz w:val="19"/>
+          <w:szCs w:val="19"/>
+        </w:rPr>
+        <w:t>-- Give the role to your user</w:t>
+      </w:r>
+    </w:p>
+    <w:p>
+      <w:pPr>
+        <w:pBdr>
+          <w:top w:val="none" w:sz="6" w:space="6" w:color="D0D7DE"/>
+          <w:left w:val="single" w:sz="6" w:space="8" w:color="D0D7DE"/>
+          <w:bottom w:val="none" w:sz="6" w:space="6" w:color="D0D7DE"/>
+          <w:right w:val="single" w:sz="6" w:space="8" w:color="D0D7DE"/>
+        </w:pBdr>
+        <w:shd w:val="clear" w:color="auto" w:fill="F2F4F7"/>
+        <w:spacing w:line="256" w:lineRule="auto"/>
+      </w:pPr>
+      <w:r>
+        <w:rPr>
+          <w:rFonts w:ascii="Consolas" w:eastAsia="Consolas" w:hAnsi="Consolas" w:cs="Consolas"/>
+          <w:sz w:val="19"/>
+          <w:szCs w:val="19"/>
+        </w:rPr>
+        <w:t xml:space="preserve">GRANT ROLE </w:t>
+      </w:r>
+      <w:proofErr w:type="spellStart"/>
+      <w:r>
+        <w:rPr>
+          <w:rFonts w:ascii="Consolas" w:eastAsia="Consolas" w:hAnsi="Consolas" w:cs="Consolas"/>
+          <w:sz w:val="19"/>
+          <w:szCs w:val="19"/>
+        </w:rPr>
+        <w:t>reader_role</w:t>
+      </w:r>
+      <w:proofErr w:type="spellEnd"/>
+      <w:r>
+        <w:rPr>
+          <w:rFonts w:ascii="Consolas" w:eastAsia="Consolas" w:hAnsi="Consolas" w:cs="Consolas"/>
+          <w:sz w:val="19"/>
+          <w:szCs w:val="19"/>
+        </w:rPr>
+        <w:t xml:space="preserve"> TO USER ADMIN;</w:t>
+      </w:r>
+    </w:p>
+    <w:p>
+      <w:pPr>
+        <w:pBdr>
+          <w:top w:val="none" w:sz="6" w:space="6" w:color="D0D7DE"/>
+          <w:left w:val="single" w:sz="6" w:space="8" w:color="D0D7DE"/>
+          <w:bottom w:val="none" w:sz="6" w:space="6" w:color="D0D7DE"/>
+          <w:right w:val="single" w:sz="6" w:space="8" w:color="D0D7DE"/>
+        </w:pBdr>
+        <w:shd w:val="clear" w:color="auto" w:fill="F2F4F7"/>
+        <w:spacing w:line="256" w:lineRule="auto"/>
+      </w:pPr>
+      <w:r>
+        <w:rPr>
+          <w:rFonts w:ascii="Consolas" w:eastAsia="Consolas" w:hAnsi="Consolas" w:cs="Consolas"/>
+          <w:sz w:val="19"/>
+          <w:szCs w:val="19"/>
+        </w:rPr>
+        <w:t xml:space="preserve"> </w:t>
+      </w:r>
+    </w:p>
+    <w:p>
+      <w:pPr>
+        <w:pBdr>
+          <w:top w:val="none" w:sz="6" w:space="6" w:color="D0D7DE"/>
+          <w:left w:val="single" w:sz="6" w:space="8" w:color="D0D7DE"/>
+          <w:bottom w:val="none" w:sz="6" w:space="6" w:color="D0D7DE"/>
+          <w:right w:val="single" w:sz="6" w:space="8" w:color="D0D7DE"/>
+        </w:pBdr>
+        <w:shd w:val="clear" w:color="auto" w:fill="F2F4F7"/>
+        <w:spacing w:line="256" w:lineRule="auto"/>
+      </w:pPr>
+      <w:r>
+        <w:rPr>
+          <w:rFonts w:ascii="Consolas" w:eastAsia="Consolas" w:hAnsi="Consolas" w:cs="Consolas"/>
+          <w:sz w:val="19"/>
+          <w:szCs w:val="19"/>
+        </w:rPr>
+        <w:t>-- Verify (expect both agents, both MCP data sets, CORTEX_USER, both warehouses)</w:t>
+      </w:r>
+    </w:p>
+    <w:p>
+      <w:pPr>
+        <w:pBdr>
+          <w:top w:val="none" w:sz="6" w:space="6" w:color="D0D7DE"/>
+          <w:left w:val="single" w:sz="6" w:space="8" w:color="D0D7DE"/>
+          <w:bottom w:val="single" w:sz="6" w:space="6" w:color="D0D7DE"/>
+          <w:right w:val="single" w:sz="6" w:space="8" w:color="D0D7DE"/>
+        </w:pBdr>
+        <w:shd w:val="clear" w:color="auto" w:fill="F2F4F7"/>
+        <w:spacing w:after="120" w:line="256" w:lineRule="auto"/>
+      </w:pPr>
+      <w:r>
+        <w:rPr>
+          <w:rFonts w:ascii="Consolas" w:eastAsia="Consolas" w:hAnsi="Consolas" w:cs="Consolas"/>
+          <w:sz w:val="19"/>
+          <w:szCs w:val="19"/>
+        </w:rPr>
+        <w:t xml:space="preserve">SHOW GRANTS TO ROLE </w:t>
+      </w:r>
+      <w:proofErr w:type="spellStart"/>
+      <w:r>
+        <w:rPr>
+          <w:rFonts w:ascii="Consolas" w:eastAsia="Consolas" w:hAnsi="Consolas" w:cs="Consolas"/>
+          <w:sz w:val="19"/>
+          <w:szCs w:val="19"/>
+        </w:rPr>
+        <w:t>reader_role</w:t>
+      </w:r>
+      <w:proofErr w:type="spellEnd"/>
+      <w:r>
+        <w:rPr>
+          <w:rFonts w:ascii="Consolas" w:eastAsia="Consolas" w:hAnsi="Consolas" w:cs="Consolas"/>
+          <w:sz w:val="19"/>
+          <w:szCs w:val="19"/>
+        </w:rPr>
+        <w:t>;</w:t>
+      </w:r>
+    </w:p>
+    <w:p>
+      <w:pPr>
+        <w:pBdr>
+          <w:top w:val="single" w:sz="4" w:space="8" w:color="D98A8A"/>
+          <w:left w:val="single" w:sz="18" w:space="10" w:color="D98A8A"/>
+          <w:bottom w:val="single" w:sz="4" w:space="8" w:color="D98A8A"/>
+          <w:right w:val="single" w:sz="4" w:space="8" w:color="D98A8A"/>
+        </w:pBdr>
+        <w:shd w:val="clear" w:color="auto" w:fill="FBE4E4"/>
+        <w:spacing w:before="100" w:after="140" w:line="268" w:lineRule="auto"/>
+      </w:pPr>
+      <w:r>
+        <w:rPr>
+          <w:rFonts w:ascii="Segoe UI Symbol" w:hAnsi="Segoe UI Symbol" w:cs="Segoe UI Symbol"/>
+          <w:b/>
+          <w:bCs/>
+          <w:color w:val="A83232"/>
+          <w:sz w:val="21"/>
+          <w:szCs w:val="21"/>
+        </w:rPr>
+        <w:t>⚠</w:t>
+      </w:r>
+      <w:r>
+        <w:rPr>
+          <w:b/>
+          <w:bCs/>
+          <w:color w:val="A83232"/>
+          <w:sz w:val="21"/>
+          <w:szCs w:val="21"/>
+        </w:rPr>
+        <w:t xml:space="preserve"> </w:t>
+      </w:r>
+      <w:proofErr w:type="gramStart"/>
+      <w:r>
+        <w:rPr>
+          <w:b/>
+          <w:bCs/>
+          <w:color w:val="A83232"/>
+          <w:sz w:val="21"/>
+          <w:szCs w:val="21"/>
+        </w:rPr>
+        <w:t xml:space="preserve">GOTCHA  </w:t>
+      </w:r>
+      <w:r>
+        <w:t>Set</w:t>
+      </w:r>
+      <w:proofErr w:type="gramEnd"/>
+      <w:r>
+        <w:t xml:space="preserve"> a warehouse on EACH agent's semantic-view tool (Configuration → Tools). A tool with an empty warehouse fails to run queries — even when the role has warehouse USAGE.</w:t>
+      </w:r>
+    </w:p>
+    <w:p>
+      <w:pPr>
+        <w:pStyle w:val="Heading2"/>
+        <w:spacing w:before="240" w:after="100"/>
+      </w:pPr>
+      <w:r>
+        <w:rPr>
+          <w:b/>
+          <w:bCs/>
+          <w:color w:val="2E5AAC"/>
+        </w:rPr>
+        <w:t>Step 8.3 — VS Code: one server, one token, two tools</w:t>
+      </w:r>
+    </w:p>
+    <w:p>
+      <w:pPr>
+        <w:pBdr>
+          <w:top w:val="single" w:sz="6" w:space="6" w:color="D0D7DE"/>
+          <w:left w:val="single" w:sz="6" w:space="8" w:color="D0D7DE"/>
+          <w:bottom w:val="none" w:sz="6" w:space="6" w:color="D0D7DE"/>
+          <w:right w:val="single" w:sz="6" w:space="8" w:color="D0D7DE"/>
+        </w:pBdr>
+        <w:shd w:val="clear" w:color="auto" w:fill="F2F4F7"/>
+        <w:spacing w:before="60" w:line="256" w:lineRule="auto"/>
+      </w:pPr>
+      <w:r>
+        <w:rPr>
+          <w:rFonts w:ascii="Consolas" w:eastAsia="Consolas" w:hAnsi="Consolas" w:cs="Consolas"/>
+          <w:sz w:val="19"/>
+          <w:szCs w:val="19"/>
+        </w:rPr>
+        <w:t>{</w:t>
+      </w:r>
+    </w:p>
+    <w:p>
+      <w:pPr>
+        <w:pBdr>
+          <w:top w:val="none" w:sz="6" w:space="6" w:color="D0D7DE"/>
+          <w:left w:val="single" w:sz="6" w:space="8" w:color="D0D7DE"/>
+          <w:bottom w:val="none" w:sz="6" w:space="6" w:color="D0D7DE"/>
+          <w:right w:val="single" w:sz="6" w:space="8" w:color="D0D7DE"/>
+        </w:pBdr>
+        <w:shd w:val="clear" w:color="auto" w:fill="F2F4F7"/>
+        <w:spacing w:line="256" w:lineRule="auto"/>
+      </w:pPr>
+      <w:r>
+        <w:rPr>
+          <w:rFonts w:ascii="Consolas" w:eastAsia="Consolas" w:hAnsi="Consolas" w:cs="Consolas"/>
+          <w:sz w:val="19"/>
+          <w:szCs w:val="19"/>
+        </w:rPr>
+        <w:t xml:space="preserve">  "servers": {</w:t>
+      </w:r>
+    </w:p>
+    <w:p>
+      <w:pPr>
+        <w:pBdr>
+          <w:top w:val="none" w:sz="6" w:space="6" w:color="D0D7DE"/>
+          <w:left w:val="single" w:sz="6" w:space="8" w:color="D0D7DE"/>
+          <w:bottom w:val="none" w:sz="6" w:space="6" w:color="D0D7DE"/>
+          <w:right w:val="single" w:sz="6" w:space="8" w:color="D0D7DE"/>
+        </w:pBdr>
+        <w:shd w:val="clear" w:color="auto" w:fill="F2F4F7"/>
+        <w:spacing w:line="256" w:lineRule="auto"/>
+      </w:pPr>
+      <w:r>
+        <w:rPr>
+          <w:rFonts w:ascii="Consolas" w:eastAsia="Consolas" w:hAnsi="Consolas" w:cs="Consolas"/>
+          <w:sz w:val="19"/>
+          <w:szCs w:val="19"/>
+        </w:rPr>
+        <w:t xml:space="preserve">    "</w:t>
+      </w:r>
+      <w:proofErr w:type="spellStart"/>
+      <w:proofErr w:type="gramStart"/>
+      <w:r>
+        <w:rPr>
+          <w:rFonts w:ascii="Consolas" w:eastAsia="Consolas" w:hAnsi="Consolas" w:cs="Consolas"/>
+          <w:sz w:val="19"/>
+          <w:szCs w:val="19"/>
+        </w:rPr>
+        <w:t>multi</w:t>
+      </w:r>
+      <w:proofErr w:type="gramEnd"/>
+      <w:r>
+        <w:rPr>
+          <w:rFonts w:ascii="Consolas" w:eastAsia="Consolas" w:hAnsi="Consolas" w:cs="Consolas"/>
+          <w:sz w:val="19"/>
+          <w:szCs w:val="19"/>
+        </w:rPr>
+        <w:t>_mcp_server</w:t>
+      </w:r>
+      <w:proofErr w:type="spellEnd"/>
+      <w:r>
+        <w:rPr>
+          <w:rFonts w:ascii="Consolas" w:eastAsia="Consolas" w:hAnsi="Consolas" w:cs="Consolas"/>
+          <w:sz w:val="19"/>
+          <w:szCs w:val="19"/>
+        </w:rPr>
+        <w:t>": {</w:t>
+      </w:r>
+    </w:p>
+    <w:p>
+      <w:pPr>
+        <w:pBdr>
+          <w:top w:val="none" w:sz="6" w:space="6" w:color="D0D7DE"/>
+          <w:left w:val="single" w:sz="6" w:space="8" w:color="D0D7DE"/>
+          <w:bottom w:val="none" w:sz="6" w:space="6" w:color="D0D7DE"/>
+          <w:right w:val="single" w:sz="6" w:space="8" w:color="D0D7DE"/>
+        </w:pBdr>
+        <w:shd w:val="clear" w:color="auto" w:fill="F2F4F7"/>
+        <w:spacing w:line="256" w:lineRule="auto"/>
+      </w:pPr>
+      <w:r>
+        <w:rPr>
+          <w:rFonts w:ascii="Consolas" w:eastAsia="Consolas" w:hAnsi="Consolas" w:cs="Consolas"/>
+          <w:sz w:val="19"/>
+          <w:szCs w:val="19"/>
+        </w:rPr>
+        <w:t xml:space="preserve">      "type": "http",</w:t>
+      </w:r>
+    </w:p>
+    <w:p>
+      <w:pPr>
+        <w:pBdr>
+          <w:top w:val="none" w:sz="6" w:space="6" w:color="D0D7DE"/>
+          <w:left w:val="single" w:sz="6" w:space="8" w:color="D0D7DE"/>
+          <w:bottom w:val="none" w:sz="6" w:space="6" w:color="D0D7DE"/>
+          <w:right w:val="single" w:sz="6" w:space="8" w:color="D0D7DE"/>
+        </w:pBdr>
+        <w:shd w:val="clear" w:color="auto" w:fill="F2F4F7"/>
+        <w:spacing w:line="256" w:lineRule="auto"/>
+      </w:pPr>
+      <w:r>
+        <w:rPr>
+          <w:rFonts w:ascii="Consolas" w:eastAsia="Consolas" w:hAnsi="Consolas" w:cs="Consolas"/>
+          <w:sz w:val="19"/>
+          <w:szCs w:val="19"/>
+        </w:rPr>
+        <w:t xml:space="preserve">      "</w:t>
+      </w:r>
+      <w:proofErr w:type="spellStart"/>
+      <w:r>
+        <w:rPr>
+          <w:rFonts w:ascii="Consolas" w:eastAsia="Consolas" w:hAnsi="Consolas" w:cs="Consolas"/>
+          <w:sz w:val="19"/>
+          <w:szCs w:val="19"/>
+        </w:rPr>
+        <w:t>url</w:t>
+      </w:r>
+      <w:proofErr w:type="spellEnd"/>
+      <w:r>
+        <w:rPr>
+          <w:rFonts w:ascii="Consolas" w:eastAsia="Consolas" w:hAnsi="Consolas" w:cs="Consolas"/>
+          <w:sz w:val="19"/>
+          <w:szCs w:val="19"/>
+        </w:rPr>
+        <w:t>": "https://&lt;ORG&gt;-&lt;ACCOUNT&gt;.snowflakecomputing.com/api/v2/databases/HEALTHCARE_DB/schemas/GOLD/mcp-servers/multi_mcp_server",</w:t>
+      </w:r>
+    </w:p>
+    <w:p>
+      <w:pPr>
+        <w:pBdr>
+          <w:top w:val="none" w:sz="6" w:space="6" w:color="D0D7DE"/>
+          <w:left w:val="single" w:sz="6" w:space="8" w:color="D0D7DE"/>
+          <w:bottom w:val="none" w:sz="6" w:space="6" w:color="D0D7DE"/>
+          <w:right w:val="single" w:sz="6" w:space="8" w:color="D0D7DE"/>
+        </w:pBdr>
+        <w:shd w:val="clear" w:color="auto" w:fill="F2F4F7"/>
+        <w:spacing w:line="256" w:lineRule="auto"/>
+      </w:pPr>
+      <w:r>
+        <w:rPr>
+          <w:rFonts w:ascii="Consolas" w:eastAsia="Consolas" w:hAnsi="Consolas" w:cs="Consolas"/>
+          <w:sz w:val="19"/>
+          <w:szCs w:val="19"/>
+        </w:rPr>
+        <w:t xml:space="preserve">      "headers": </w:t>
+      </w:r>
+      <w:proofErr w:type="gramStart"/>
+      <w:r>
+        <w:rPr>
+          <w:rFonts w:ascii="Consolas" w:eastAsia="Consolas" w:hAnsi="Consolas" w:cs="Consolas"/>
+          <w:sz w:val="19"/>
+          <w:szCs w:val="19"/>
+        </w:rPr>
+        <w:t>{ "</w:t>
+      </w:r>
+      <w:proofErr w:type="gramEnd"/>
+      <w:r>
+        <w:rPr>
+          <w:rFonts w:ascii="Consolas" w:eastAsia="Consolas" w:hAnsi="Consolas" w:cs="Consolas"/>
+          <w:sz w:val="19"/>
+          <w:szCs w:val="19"/>
+        </w:rPr>
+        <w:t>Authorization": "Bearer &lt;READER_ROLE_TOKEN&gt;</w:t>
+      </w:r>
+      <w:proofErr w:type="gramStart"/>
+      <w:r>
+        <w:rPr>
+          <w:rFonts w:ascii="Consolas" w:eastAsia="Consolas" w:hAnsi="Consolas" w:cs="Consolas"/>
+          <w:sz w:val="19"/>
+          <w:szCs w:val="19"/>
+        </w:rPr>
+        <w:t>" }</w:t>
+      </w:r>
+      <w:proofErr w:type="gramEnd"/>
+    </w:p>
+    <w:p>
+      <w:pPr>
+        <w:pBdr>
+          <w:top w:val="none" w:sz="6" w:space="6" w:color="D0D7DE"/>
+          <w:left w:val="single" w:sz="6" w:space="8" w:color="D0D7DE"/>
+          <w:bottom w:val="none" w:sz="6" w:space="6" w:color="D0D7DE"/>
+          <w:right w:val="single" w:sz="6" w:space="8" w:color="D0D7DE"/>
+        </w:pBdr>
+        <w:shd w:val="clear" w:color="auto" w:fill="F2F4F7"/>
+        <w:spacing w:line="256" w:lineRule="auto"/>
+      </w:pPr>
+      <w:r>
+        <w:rPr>
+          <w:rFonts w:ascii="Consolas" w:eastAsia="Consolas" w:hAnsi="Consolas" w:cs="Consolas"/>
+          <w:sz w:val="19"/>
+          <w:szCs w:val="19"/>
+        </w:rPr>
+        <w:t xml:space="preserve">    }</w:t>
+      </w:r>
+    </w:p>
+    <w:p>
+      <w:pPr>
+        <w:pBdr>
+          <w:top w:val="none" w:sz="6" w:space="6" w:color="D0D7DE"/>
+          <w:left w:val="single" w:sz="6" w:space="8" w:color="D0D7DE"/>
+          <w:bottom w:val="none" w:sz="6" w:space="6" w:color="D0D7DE"/>
+          <w:right w:val="single" w:sz="6" w:space="8" w:color="D0D7DE"/>
+        </w:pBdr>
+        <w:shd w:val="clear" w:color="auto" w:fill="F2F4F7"/>
+        <w:spacing w:line="256" w:lineRule="auto"/>
+      </w:pPr>
+      <w:r>
+        <w:rPr>
+          <w:rFonts w:ascii="Consolas" w:eastAsia="Consolas" w:hAnsi="Consolas" w:cs="Consolas"/>
+          <w:sz w:val="19"/>
+          <w:szCs w:val="19"/>
+        </w:rPr>
+        <w:t xml:space="preserve">  }</w:t>
+      </w:r>
+    </w:p>
+    <w:p>
+      <w:pPr>
+        <w:pBdr>
+          <w:top w:val="none" w:sz="6" w:space="6" w:color="D0D7DE"/>
+          <w:left w:val="single" w:sz="6" w:space="8" w:color="D0D7DE"/>
+          <w:bottom w:val="single" w:sz="6" w:space="6" w:color="D0D7DE"/>
+          <w:right w:val="single" w:sz="6" w:space="8" w:color="D0D7DE"/>
+        </w:pBdr>
+        <w:shd w:val="clear" w:color="auto" w:fill="F2F4F7"/>
+        <w:spacing w:after="120" w:line="256" w:lineRule="auto"/>
+      </w:pPr>
+      <w:r>
+        <w:rPr>
+          <w:rFonts w:ascii="Consolas" w:eastAsia="Consolas" w:hAnsi="Consolas" w:cs="Consolas"/>
+          <w:sz w:val="19"/>
+          <w:szCs w:val="19"/>
+        </w:rPr>
+        <w:t>}</w:t>
+      </w:r>
+    </w:p>
+    <w:p>
+      <w:pPr>
+        <w:pStyle w:val="ListParagraph"/>
+        <w:numPr>
+          <w:ilvl w:val="0"/>
+          <w:numId w:val="9"/>
+        </w:numPr>
+        <w:spacing w:after="80" w:line="268" w:lineRule="auto"/>
+      </w:pPr>
+      <w:r>
+        <w:t xml:space="preserve">Save → </w:t>
+      </w:r>
+      <w:r>
+        <w:rPr>
+          <w:b/>
+          <w:bCs/>
+        </w:rPr>
+        <w:t>Developer: Reload Window</w:t>
+      </w:r>
+      <w:r>
+        <w:t xml:space="preserve"> → MCP: List Servers → Start. Expect </w:t>
+      </w:r>
+      <w:r>
+        <w:rPr>
+          <w:b/>
+          <w:bCs/>
+        </w:rPr>
+        <w:t>"Discovered 2 tools."</w:t>
+      </w:r>
+    </w:p>
+    <w:p>
+      <w:pPr>
+        <w:pStyle w:val="ListParagraph"/>
+        <w:numPr>
+          <w:ilvl w:val="0"/>
+          <w:numId w:val="9"/>
+        </w:numPr>
+        <w:spacing w:after="80" w:line="268" w:lineRule="auto"/>
+      </w:pPr>
+      <w:r>
+        <w:t xml:space="preserve">In the chat, click the </w:t>
+      </w:r>
+      <w:r>
+        <w:rPr>
+          <w:b/>
+          <w:bCs/>
+        </w:rPr>
+        <w:t>Configure Tools</w:t>
+      </w:r>
+      <w:r>
+        <w:t xml:space="preserve"> icon → expand </w:t>
+      </w:r>
+      <w:r>
+        <w:rPr>
+          <w:rFonts w:ascii="Consolas" w:eastAsia="Consolas" w:hAnsi="Consolas" w:cs="Consolas"/>
+        </w:rPr>
+        <w:t>Snowflake Server: MULTI_MCP_SERVER</w:t>
+      </w:r>
+      <w:r>
+        <w:t xml:space="preserve"> → check BOTH HEALTHCARE_AGENT and FINANCE_AGENT.</w:t>
+      </w:r>
+    </w:p>
+    <w:p>
+      <w:pPr>
+        <w:pStyle w:val="ListParagraph"/>
+        <w:numPr>
+          <w:ilvl w:val="0"/>
+          <w:numId w:val="9"/>
+        </w:numPr>
+        <w:spacing w:after="80" w:line="268" w:lineRule="auto"/>
+      </w:pPr>
+      <w:r>
+        <w:t xml:space="preserve">Ask each domain (name the agent if routing is ambiguous; a fresh chat </w:t>
+      </w:r>
+      <w:proofErr w:type="gramStart"/>
+      <w:r>
+        <w:t>routes</w:t>
+      </w:r>
+      <w:proofErr w:type="gramEnd"/>
+      <w:r>
+        <w:t xml:space="preserve"> more reliably):</w:t>
+      </w:r>
+    </w:p>
+    <w:p>
+      <w:pPr>
+        <w:pStyle w:val="ListParagraph"/>
+        <w:numPr>
+          <w:ilvl w:val="0"/>
+          <w:numId w:val="8"/>
+        </w:numPr>
+        <w:spacing w:after="60" w:line="268" w:lineRule="auto"/>
+      </w:pPr>
+      <w:r>
+        <w:t>"Using the HEALTHCARE_AGENT tool, count insurance claims by claim status."</w:t>
+      </w:r>
+    </w:p>
+    <w:p>
+      <w:pPr>
+        <w:pStyle w:val="ListParagraph"/>
+        <w:numPr>
+          <w:ilvl w:val="0"/>
+          <w:numId w:val="8"/>
+        </w:numPr>
+        <w:spacing w:after="60" w:line="268" w:lineRule="auto"/>
+      </w:pPr>
+      <w:r>
+        <w:lastRenderedPageBreak/>
+        <w:t>"Using the FINANCE_AGENT tool, what is the total sales amount by region?"</w:t>
+      </w:r>
+    </w:p>
+    <w:p>
+      <w:pPr>
+        <w:pStyle w:val="Heading2"/>
+        <w:spacing w:before="240" w:after="100"/>
+      </w:pPr>
+      <w:r>
+        <w:rPr>
+          <w:b/>
+          <w:bCs/>
+          <w:color w:val="2E5AAC"/>
+        </w:rPr>
+        <w:t>Step 8.4 — Which pattern to choose</w:t>
+      </w:r>
+    </w:p>
+    <w:tbl>
+      <w:tblPr>
+        <w:tblW w:w="8740" w:type="dxa"/>
+        <w:tblBorders>
+          <w:top w:val="single" w:sz="4" w:space="0" w:color="auto"/>
+          <w:left w:val="single" w:sz="4" w:space="0" w:color="auto"/>
+          <w:bottom w:val="single" w:sz="4" w:space="0" w:color="auto"/>
+          <w:right w:val="single" w:sz="4" w:space="0" w:color="auto"/>
+          <w:insideH w:val="single" w:sz="4" w:space="0" w:color="auto"/>
+          <w:insideV w:val="single" w:sz="4" w:space="0" w:color="auto"/>
+        </w:tblBorders>
+        <w:tblCellMar>
+          <w:left w:w="10" w:type="dxa"/>
+          <w:right w:w="10" w:type="dxa"/>
+        </w:tblCellMar>
+        <w:tblLook w:val="04A0" w:firstRow="1" w:lastRow="0" w:firstColumn="1" w:lastColumn="0" w:noHBand="0" w:noVBand="1"/>
+      </w:tblPr>
+      <w:tblGrid>
+        <w:gridCol w:w="3200"/>
+        <w:gridCol w:w="5540"/>
+      </w:tblGrid>
+      <w:tr>
+        <w:tblPrEx>
+          <w:tblCellMar>
+            <w:top w:w="0" w:type="dxa"/>
+            <w:bottom w:w="0" w:type="dxa"/>
+          </w:tblCellMar>
+        </w:tblPrEx>
+        <w:trPr>
+          <w:tblHeader/>
+        </w:trPr>
+        <w:tc>
+          <w:tcPr>
+            <w:tcW w:w="3200" w:type="dxa"/>
+            <w:shd w:val="clear" w:color="auto" w:fill="1F3864"/>
+            <w:tcMar>
+              <w:top w:w="60" w:type="dxa"/>
+              <w:left w:w="100" w:type="dxa"/>
+              <w:bottom w:w="60" w:type="dxa"/>
+              <w:right w:w="100" w:type="dxa"/>
+            </w:tcMar>
+          </w:tcPr>
+          <w:p>
+            <w:r>
+              <w:rPr>
+                <w:b/>
+                <w:bCs/>
+                <w:color w:val="FFFFFF"/>
+                <w:sz w:val="19"/>
+                <w:szCs w:val="19"/>
+              </w:rPr>
+              <w:t>Goal</w:t>
+            </w:r>
+          </w:p>
+        </w:tc>
+        <w:tc>
+          <w:tcPr>
+            <w:tcW w:w="5540" w:type="dxa"/>
+            <w:shd w:val="clear" w:color="auto" w:fill="1F3864"/>
+            <w:tcMar>
+              <w:top w:w="60" w:type="dxa"/>
+              <w:left w:w="100" w:type="dxa"/>
+              <w:bottom w:w="60" w:type="dxa"/>
+              <w:right w:w="100" w:type="dxa"/>
+            </w:tcMar>
+          </w:tcPr>
+          <w:p>
+            <w:r>
+              <w:rPr>
+                <w:b/>
+                <w:bCs/>
+                <w:color w:val="FFFFFF"/>
+                <w:sz w:val="19"/>
+                <w:szCs w:val="19"/>
+              </w:rPr>
+              <w:t>Setup</w:t>
+            </w:r>
+          </w:p>
+        </w:tc>
+      </w:tr>
+      <w:tr>
+        <w:tblPrEx>
+          <w:tblCellMar>
+            <w:top w:w="0" w:type="dxa"/>
+            <w:bottom w:w="0" w:type="dxa"/>
+          </w:tblCellMar>
+        </w:tblPrEx>
+        <w:tc>
+          <w:tcPr>
+            <w:tcW w:w="3200" w:type="dxa"/>
+            <w:tcMar>
+              <w:top w:w="50" w:type="dxa"/>
+              <w:left w:w="100" w:type="dxa"/>
+              <w:bottom w:w="50" w:type="dxa"/>
+              <w:right w:w="100" w:type="dxa"/>
+            </w:tcMar>
+          </w:tcPr>
+          <w:p>
+            <w:r>
+              <w:rPr>
+                <w:rFonts w:ascii="Consolas" w:eastAsia="Consolas" w:hAnsi="Consolas" w:cs="Consolas"/>
+                <w:sz w:val="18"/>
+                <w:szCs w:val="18"/>
+              </w:rPr>
+              <w:t>Both agents, one role</w:t>
+            </w:r>
+          </w:p>
+        </w:tc>
+        <w:tc>
+          <w:tcPr>
+            <w:tcW w:w="5540" w:type="dxa"/>
+            <w:tcMar>
+              <w:top w:w="50" w:type="dxa"/>
+              <w:left w:w="100" w:type="dxa"/>
+              <w:bottom w:w="50" w:type="dxa"/>
+              <w:right w:w="100" w:type="dxa"/>
+            </w:tcMar>
+          </w:tcPr>
+          <w:p>
+            <w:r>
+              <w:rPr>
+                <w:sz w:val="18"/>
+                <w:szCs w:val="18"/>
+              </w:rPr>
+              <w:t>One multi-agent MCP server + one token (this section)</w:t>
+            </w:r>
+          </w:p>
+        </w:tc>
+      </w:tr>
+      <w:tr>
+        <w:tblPrEx>
+          <w:tblCellMar>
+            <w:top w:w="0" w:type="dxa"/>
+            <w:bottom w:w="0" w:type="dxa"/>
+          </w:tblCellMar>
+        </w:tblPrEx>
+        <w:tc>
+          <w:tcPr>
+            <w:tcW w:w="3200" w:type="dxa"/>
+            <w:shd w:val="clear" w:color="auto" w:fill="F4F6F9"/>
+            <w:tcMar>
+              <w:top w:w="50" w:type="dxa"/>
+              <w:left w:w="100" w:type="dxa"/>
+              <w:bottom w:w="50" w:type="dxa"/>
+              <w:right w:w="100" w:type="dxa"/>
+            </w:tcMar>
+          </w:tcPr>
+          <w:p>
+            <w:r>
+              <w:rPr>
+                <w:rFonts w:ascii="Consolas" w:eastAsia="Consolas" w:hAnsi="Consolas" w:cs="Consolas"/>
+                <w:sz w:val="18"/>
+                <w:szCs w:val="18"/>
+              </w:rPr>
+              <w:t>Two agents, two different roles</w:t>
+            </w:r>
+          </w:p>
+        </w:tc>
+        <w:tc>
+          <w:tcPr>
+            <w:tcW w:w="5540" w:type="dxa"/>
+            <w:shd w:val="clear" w:color="auto" w:fill="F4F6F9"/>
+            <w:tcMar>
+              <w:top w:w="50" w:type="dxa"/>
+              <w:left w:w="100" w:type="dxa"/>
+              <w:bottom w:w="50" w:type="dxa"/>
+              <w:right w:w="100" w:type="dxa"/>
+            </w:tcMar>
+          </w:tcPr>
+          <w:p>
+            <w:r>
+              <w:rPr>
+                <w:sz w:val="18"/>
+                <w:szCs w:val="18"/>
+              </w:rPr>
+              <w:t xml:space="preserve">Two MCP servers (two </w:t>
+            </w:r>
+            <w:proofErr w:type="spellStart"/>
+            <w:proofErr w:type="gramStart"/>
+            <w:r>
+              <w:rPr>
+                <w:sz w:val="18"/>
+                <w:szCs w:val="18"/>
+              </w:rPr>
+              <w:t>mcp.json</w:t>
+            </w:r>
+            <w:proofErr w:type="spellEnd"/>
+            <w:proofErr w:type="gramEnd"/>
+            <w:r>
+              <w:rPr>
+                <w:sz w:val="18"/>
+                <w:szCs w:val="18"/>
+              </w:rPr>
+              <w:t xml:space="preserve"> entries), two role-restricted tokens</w:t>
+            </w:r>
+          </w:p>
+        </w:tc>
+      </w:tr>
+      <w:tr>
+        <w:tblPrEx>
+          <w:tblCellMar>
+            <w:top w:w="0" w:type="dxa"/>
+            <w:bottom w:w="0" w:type="dxa"/>
+          </w:tblCellMar>
+        </w:tblPrEx>
+        <w:tc>
+          <w:tcPr>
+            <w:tcW w:w="3200" w:type="dxa"/>
+            <w:tcMar>
+              <w:top w:w="50" w:type="dxa"/>
+              <w:left w:w="100" w:type="dxa"/>
+              <w:bottom w:w="50" w:type="dxa"/>
+              <w:right w:w="100" w:type="dxa"/>
+            </w:tcMar>
+          </w:tcPr>
+          <w:p>
+            <w:r>
+              <w:rPr>
+                <w:rFonts w:ascii="Consolas" w:eastAsia="Consolas" w:hAnsi="Consolas" w:cs="Consolas"/>
+                <w:sz w:val="18"/>
+                <w:szCs w:val="18"/>
+              </w:rPr>
+              <w:t xml:space="preserve">One agent </w:t>
+            </w:r>
+            <w:proofErr w:type="gramStart"/>
+            <w:r>
+              <w:rPr>
+                <w:rFonts w:ascii="Consolas" w:eastAsia="Consolas" w:hAnsi="Consolas" w:cs="Consolas"/>
+                <w:sz w:val="18"/>
+                <w:szCs w:val="18"/>
+              </w:rPr>
+              <w:t>answers</w:t>
+            </w:r>
+            <w:proofErr w:type="gramEnd"/>
+            <w:r>
+              <w:rPr>
+                <w:rFonts w:ascii="Consolas" w:eastAsia="Consolas" w:hAnsi="Consolas" w:cs="Consolas"/>
+                <w:sz w:val="18"/>
+                <w:szCs w:val="18"/>
+              </w:rPr>
+              <w:t xml:space="preserve"> either domain</w:t>
+            </w:r>
+          </w:p>
+        </w:tc>
+        <w:tc>
+          <w:tcPr>
+            <w:tcW w:w="5540" w:type="dxa"/>
+            <w:tcMar>
+              <w:top w:w="50" w:type="dxa"/>
+              <w:left w:w="100" w:type="dxa"/>
+              <w:bottom w:w="50" w:type="dxa"/>
+              <w:right w:w="100" w:type="dxa"/>
+            </w:tcMar>
+          </w:tcPr>
+          <w:p>
+            <w:r>
+              <w:rPr>
+                <w:sz w:val="18"/>
+                <w:szCs w:val="18"/>
+              </w:rPr>
+              <w:t>One agent with two semantic views (set a warehouse on each)</w:t>
+            </w:r>
+          </w:p>
+        </w:tc>
+      </w:tr>
+      <w:tr>
+        <w:tblPrEx>
+          <w:tblCellMar>
+            <w:top w:w="0" w:type="dxa"/>
+            <w:bottom w:w="0" w:type="dxa"/>
+          </w:tblCellMar>
+        </w:tblPrEx>
+        <w:tc>
+          <w:tcPr>
+            <w:tcW w:w="3200" w:type="dxa"/>
+            <w:shd w:val="clear" w:color="auto" w:fill="F4F6F9"/>
+            <w:tcMar>
+              <w:top w:w="50" w:type="dxa"/>
+              <w:left w:w="100" w:type="dxa"/>
+              <w:bottom w:w="50" w:type="dxa"/>
+              <w:right w:w="100" w:type="dxa"/>
+            </w:tcMar>
+          </w:tcPr>
+          <w:p>
+            <w:r>
+              <w:rPr>
+                <w:rFonts w:ascii="Consolas" w:eastAsia="Consolas" w:hAnsi="Consolas" w:cs="Consolas"/>
+                <w:sz w:val="18"/>
+                <w:szCs w:val="18"/>
+              </w:rPr>
+              <w:t>One agent joins across domains</w:t>
+            </w:r>
+          </w:p>
+        </w:tc>
+        <w:tc>
+          <w:tcPr>
+            <w:tcW w:w="5540" w:type="dxa"/>
+            <w:shd w:val="clear" w:color="auto" w:fill="F4F6F9"/>
+            <w:tcMar>
+              <w:top w:w="50" w:type="dxa"/>
+              <w:left w:w="100" w:type="dxa"/>
+              <w:bottom w:w="50" w:type="dxa"/>
+              <w:right w:w="100" w:type="dxa"/>
+            </w:tcMar>
+          </w:tcPr>
+          <w:p>
+            <w:r>
+              <w:rPr>
+                <w:sz w:val="18"/>
+                <w:szCs w:val="18"/>
+              </w:rPr>
+              <w:t>One semantic view spanning both tables (RELATIONSHIPS clause)</w:t>
+            </w:r>
+          </w:p>
+        </w:tc>
+      </w:tr>
+    </w:tbl>
+    <w:p>
+      <w:pPr>
+        <w:pBdr>
+          <w:bottom w:val="single" w:sz="6" w:space="2" w:color="C9D2DC"/>
+        </w:pBdr>
+        <w:spacing w:before="60" w:after="120"/>
+      </w:pPr>
+    </w:p>
+    <w:p>
+      <w:r>
+        <w:br w:type="page"/>
+      </w:r>
+    </w:p>
+    <w:p>
+      <w:pPr>
+        <w:pStyle w:val="Heading1"/>
+        <w:spacing w:before="320" w:after="140"/>
+      </w:pPr>
+      <w:r>
+        <w:rPr>
+          <w:b/>
+          <w:bCs/>
+          <w:color w:val="1F3864"/>
+        </w:rPr>
+        <w:lastRenderedPageBreak/>
+        <w:t>9.  Troubleshooting</w:t>
       </w:r>
     </w:p>
     <w:tbl>
@@ -8298,6 +10930,235 @@
           </w:p>
         </w:tc>
       </w:tr>
+      <w:tr>
+        <w:tblPrEx>
+          <w:tblCellMar>
+            <w:top w:w="0" w:type="dxa"/>
+            <w:bottom w:w="0" w:type="dxa"/>
+          </w:tblCellMar>
+        </w:tblPrEx>
+        <w:tc>
+          <w:tcPr>
+            <w:tcW w:w="2400" w:type="dxa"/>
+            <w:shd w:val="clear" w:color="auto" w:fill="F4F6F9"/>
+            <w:tcMar>
+              <w:top w:w="50" w:type="dxa"/>
+              <w:left w:w="100" w:type="dxa"/>
+              <w:bottom w:w="50" w:type="dxa"/>
+              <w:right w:w="100" w:type="dxa"/>
+            </w:tcMar>
+          </w:tcPr>
+          <w:p>
+            <w:r>
+              <w:rPr>
+                <w:rFonts w:ascii="Consolas" w:eastAsia="Consolas" w:hAnsi="Consolas" w:cs="Consolas"/>
+                <w:sz w:val="18"/>
+                <w:szCs w:val="18"/>
+              </w:rPr>
+              <w:t>... does not exist or not authorized (after editing the server)</w:t>
+            </w:r>
+          </w:p>
+        </w:tc>
+        <w:tc>
+          <w:tcPr>
+            <w:tcW w:w="3000" w:type="dxa"/>
+            <w:shd w:val="clear" w:color="auto" w:fill="F4F6F9"/>
+            <w:tcMar>
+              <w:top w:w="50" w:type="dxa"/>
+              <w:left w:w="100" w:type="dxa"/>
+              <w:bottom w:w="50" w:type="dxa"/>
+              <w:right w:w="100" w:type="dxa"/>
+            </w:tcMar>
+          </w:tcPr>
+          <w:p>
+            <w:r>
+              <w:rPr>
+                <w:sz w:val="18"/>
+                <w:szCs w:val="18"/>
+              </w:rPr>
+              <w:t>CREATE OR REPLACE MCP SERVER dropped all grants</w:t>
+            </w:r>
+          </w:p>
+        </w:tc>
+        <w:tc>
+          <w:tcPr>
+            <w:tcW w:w="3340" w:type="dxa"/>
+            <w:shd w:val="clear" w:color="auto" w:fill="F4F6F9"/>
+            <w:tcMar>
+              <w:top w:w="50" w:type="dxa"/>
+              <w:left w:w="100" w:type="dxa"/>
+              <w:bottom w:w="50" w:type="dxa"/>
+              <w:right w:w="100" w:type="dxa"/>
+            </w:tcMar>
+          </w:tcPr>
+          <w:p>
+            <w:r>
+              <w:rPr>
+                <w:sz w:val="18"/>
+                <w:szCs w:val="18"/>
+              </w:rPr>
+              <w:t xml:space="preserve">Re-grant: GRANT USAGE ON MCP SERVER ... TO ROLE </w:t>
+            </w:r>
+            <w:proofErr w:type="spellStart"/>
+            <w:r>
+              <w:rPr>
+                <w:sz w:val="18"/>
+                <w:szCs w:val="18"/>
+              </w:rPr>
+              <w:t>reader_role</w:t>
+            </w:r>
+            <w:proofErr w:type="spellEnd"/>
+            <w:r>
+              <w:rPr>
+                <w:sz w:val="18"/>
+                <w:szCs w:val="18"/>
+              </w:rPr>
+              <w:t>, then restart</w:t>
+            </w:r>
+          </w:p>
+        </w:tc>
+      </w:tr>
+      <w:tr>
+        <w:tblPrEx>
+          <w:tblCellMar>
+            <w:top w:w="0" w:type="dxa"/>
+            <w:bottom w:w="0" w:type="dxa"/>
+          </w:tblCellMar>
+        </w:tblPrEx>
+        <w:tc>
+          <w:tcPr>
+            <w:tcW w:w="2400" w:type="dxa"/>
+            <w:tcMar>
+              <w:top w:w="50" w:type="dxa"/>
+              <w:left w:w="100" w:type="dxa"/>
+              <w:bottom w:w="50" w:type="dxa"/>
+              <w:right w:w="100" w:type="dxa"/>
+            </w:tcMar>
+          </w:tcPr>
+          <w:p>
+            <w:r>
+              <w:rPr>
+                <w:rFonts w:ascii="Consolas" w:eastAsia="Consolas" w:hAnsi="Consolas" w:cs="Consolas"/>
+                <w:sz w:val="18"/>
+                <w:szCs w:val="18"/>
+              </w:rPr>
+              <w:t>Model calls the wrong agent</w:t>
+            </w:r>
+          </w:p>
+        </w:tc>
+        <w:tc>
+          <w:tcPr>
+            <w:tcW w:w="3000" w:type="dxa"/>
+            <w:tcMar>
+              <w:top w:w="50" w:type="dxa"/>
+              <w:left w:w="100" w:type="dxa"/>
+              <w:bottom w:w="50" w:type="dxa"/>
+              <w:right w:w="100" w:type="dxa"/>
+            </w:tcMar>
+          </w:tcPr>
+          <w:p>
+            <w:r>
+              <w:rPr>
+                <w:sz w:val="18"/>
+                <w:szCs w:val="18"/>
+              </w:rPr>
+              <w:t>The other agent's tool isn't selected in the chat</w:t>
+            </w:r>
+          </w:p>
+        </w:tc>
+        <w:tc>
+          <w:tcPr>
+            <w:tcW w:w="3340" w:type="dxa"/>
+            <w:tcMar>
+              <w:top w:w="50" w:type="dxa"/>
+              <w:left w:w="100" w:type="dxa"/>
+              <w:bottom w:w="50" w:type="dxa"/>
+              <w:right w:w="100" w:type="dxa"/>
+            </w:tcMar>
+          </w:tcPr>
+          <w:p>
+            <w:r>
+              <w:rPr>
+                <w:sz w:val="18"/>
+                <w:szCs w:val="18"/>
+              </w:rPr>
+              <w:t>Configure Tools → expand the server → check BOTH tools; name the agent; start a new chat</w:t>
+            </w:r>
+          </w:p>
+        </w:tc>
+      </w:tr>
+      <w:tr>
+        <w:tblPrEx>
+          <w:tblCellMar>
+            <w:top w:w="0" w:type="dxa"/>
+            <w:bottom w:w="0" w:type="dxa"/>
+          </w:tblCellMar>
+        </w:tblPrEx>
+        <w:tc>
+          <w:tcPr>
+            <w:tcW w:w="2400" w:type="dxa"/>
+            <w:shd w:val="clear" w:color="auto" w:fill="F4F6F9"/>
+            <w:tcMar>
+              <w:top w:w="50" w:type="dxa"/>
+              <w:left w:w="100" w:type="dxa"/>
+              <w:bottom w:w="50" w:type="dxa"/>
+              <w:right w:w="100" w:type="dxa"/>
+            </w:tcMar>
+          </w:tcPr>
+          <w:p>
+            <w:r>
+              <w:rPr>
+                <w:rFonts w:ascii="Consolas" w:eastAsia="Consolas" w:hAnsi="Consolas" w:cs="Consolas"/>
+                <w:sz w:val="18"/>
+                <w:szCs w:val="18"/>
+              </w:rPr>
+              <w:t>Agent tool fails / no results (multi-agent)</w:t>
+            </w:r>
+          </w:p>
+        </w:tc>
+        <w:tc>
+          <w:tcPr>
+            <w:tcW w:w="3000" w:type="dxa"/>
+            <w:shd w:val="clear" w:color="auto" w:fill="F4F6F9"/>
+            <w:tcMar>
+              <w:top w:w="50" w:type="dxa"/>
+              <w:left w:w="100" w:type="dxa"/>
+              <w:bottom w:w="50" w:type="dxa"/>
+              <w:right w:w="100" w:type="dxa"/>
+            </w:tcMar>
+          </w:tcPr>
+          <w:p>
+            <w:r>
+              <w:rPr>
+                <w:sz w:val="18"/>
+                <w:szCs w:val="18"/>
+              </w:rPr>
+              <w:t>A semantic-view tool has an empty warehouse</w:t>
+            </w:r>
+          </w:p>
+        </w:tc>
+        <w:tc>
+          <w:tcPr>
+            <w:tcW w:w="3340" w:type="dxa"/>
+            <w:shd w:val="clear" w:color="auto" w:fill="F4F6F9"/>
+            <w:tcMar>
+              <w:top w:w="50" w:type="dxa"/>
+              <w:left w:w="100" w:type="dxa"/>
+              <w:bottom w:w="50" w:type="dxa"/>
+              <w:right w:w="100" w:type="dxa"/>
+            </w:tcMar>
+          </w:tcPr>
+          <w:p>
+            <w:r>
+              <w:rPr>
+                <w:sz w:val="18"/>
+                <w:szCs w:val="18"/>
+              </w:rPr>
+              <w:t>Set the tool's Warehouse in Configuration → Tools; grant the role USAGE on it</w:t>
+            </w:r>
+          </w:p>
+        </w:tc>
+      </w:tr>
     </w:tbl>
     <w:p>
       <w:pPr>
@@ -8318,7 +11179,7 @@
           <w:bCs/>
           <w:color w:val="1F3864"/>
         </w:rPr>
-        <w:t>9.  Security best practices</w:t>
+        <w:t>10.  Security best practices</w:t>
       </w:r>
     </w:p>
     <w:p>
@@ -8326,7 +11187,7 @@
         <w:pStyle w:val="ListParagraph"/>
         <w:numPr>
           <w:ilvl w:val="0"/>
-          <w:numId w:val="2"/>
+          <w:numId w:val="8"/>
         </w:numPr>
         <w:spacing w:after="60" w:line="268" w:lineRule="auto"/>
       </w:pPr>
@@ -8339,7 +11200,7 @@
         <w:pStyle w:val="ListParagraph"/>
         <w:numPr>
           <w:ilvl w:val="0"/>
-          <w:numId w:val="2"/>
+          <w:numId w:val="8"/>
         </w:numPr>
         <w:spacing w:after="60" w:line="268" w:lineRule="auto"/>
       </w:pPr>
@@ -8405,7 +11266,7 @@
         <w:pStyle w:val="ListParagraph"/>
         <w:numPr>
           <w:ilvl w:val="0"/>
-          <w:numId w:val="2"/>
+          <w:numId w:val="8"/>
         </w:numPr>
         <w:spacing w:after="60" w:line="268" w:lineRule="auto"/>
       </w:pPr>
@@ -8418,7 +11279,7 @@
         <w:pStyle w:val="ListParagraph"/>
         <w:numPr>
           <w:ilvl w:val="0"/>
-          <w:numId w:val="2"/>
+          <w:numId w:val="8"/>
         </w:numPr>
         <w:spacing w:after="60" w:line="268" w:lineRule="auto"/>
       </w:pPr>
@@ -8445,7 +11306,7 @@
           <w:bCs/>
           <w:color w:val="1F3864"/>
         </w:rPr>
-        <w:t>10.  Quick checklist</w:t>
+        <w:t>11.  Quick checklist</w:t>
       </w:r>
     </w:p>
     <w:p>
@@ -8469,13 +11330,20 @@
         <w:pStyle w:val="ListParagraph"/>
         <w:numPr>
           <w:ilvl w:val="0"/>
-          <w:numId w:val="2"/>
+          <w:numId w:val="8"/>
         </w:numPr>
         <w:spacing w:after="60" w:line="268" w:lineRule="auto"/>
       </w:pPr>
       <w:proofErr w:type="gramStart"/>
       <w:r>
-        <w:t>☐  MCP</w:t>
+        <w:rPr>
+          <w:rFonts w:ascii="Segoe UI Symbol" w:hAnsi="Segoe UI Symbol" w:cs="Segoe UI Symbol"/>
+        </w:rPr>
+        <w:lastRenderedPageBreak/>
+        <w:t>☐</w:t>
+      </w:r>
+      <w:r>
+        <w:t xml:space="preserve">  MCP</w:t>
       </w:r>
       <w:proofErr w:type="gramEnd"/>
       <w:r>
@@ -8487,13 +11355,19 @@
         <w:pStyle w:val="ListParagraph"/>
         <w:numPr>
           <w:ilvl w:val="0"/>
-          <w:numId w:val="2"/>
+          <w:numId w:val="8"/>
         </w:numPr>
         <w:spacing w:after="60" w:line="268" w:lineRule="auto"/>
       </w:pPr>
       <w:proofErr w:type="gramStart"/>
       <w:r>
-        <w:t xml:space="preserve">☐  </w:t>
+        <w:rPr>
+          <w:rFonts w:ascii="Segoe UI Symbol" w:hAnsi="Segoe UI Symbol" w:cs="Segoe UI Symbol"/>
+        </w:rPr>
+        <w:t>☐</w:t>
+      </w:r>
+      <w:r>
+        <w:t xml:space="preserve">  </w:t>
       </w:r>
       <w:proofErr w:type="spellStart"/>
       <w:r>
@@ -8513,13 +11387,19 @@
         <w:pStyle w:val="ListParagraph"/>
         <w:numPr>
           <w:ilvl w:val="0"/>
-          <w:numId w:val="2"/>
+          <w:numId w:val="8"/>
         </w:numPr>
         <w:spacing w:after="60" w:line="268" w:lineRule="auto"/>
       </w:pPr>
       <w:proofErr w:type="gramStart"/>
       <w:r>
-        <w:t>☐  Grants</w:t>
+        <w:rPr>
+          <w:rFonts w:ascii="Segoe UI Symbol" w:hAnsi="Segoe UI Symbol" w:cs="Segoe UI Symbol"/>
+        </w:rPr>
+        <w:t>☐</w:t>
+      </w:r>
+      <w:r>
+        <w:t xml:space="preserve">  Grants</w:t>
       </w:r>
       <w:proofErr w:type="gramEnd"/>
       <w:r>
@@ -8539,13 +11419,19 @@
         <w:pStyle w:val="ListParagraph"/>
         <w:numPr>
           <w:ilvl w:val="0"/>
-          <w:numId w:val="2"/>
+          <w:numId w:val="8"/>
         </w:numPr>
         <w:spacing w:after="60" w:line="268" w:lineRule="auto"/>
       </w:pPr>
       <w:proofErr w:type="gramStart"/>
       <w:r>
-        <w:t>☐  Role</w:t>
+        <w:rPr>
+          <w:rFonts w:ascii="Segoe UI Symbol" w:hAnsi="Segoe UI Symbol" w:cs="Segoe UI Symbol"/>
+        </w:rPr>
+        <w:t>☐</w:t>
+      </w:r>
+      <w:r>
+        <w:t xml:space="preserve">  Role</w:t>
       </w:r>
       <w:proofErr w:type="gramEnd"/>
       <w:r>
@@ -8557,13 +11443,19 @@
         <w:pStyle w:val="ListParagraph"/>
         <w:numPr>
           <w:ilvl w:val="0"/>
-          <w:numId w:val="2"/>
+          <w:numId w:val="8"/>
         </w:numPr>
         <w:spacing w:after="60" w:line="268" w:lineRule="auto"/>
       </w:pPr>
       <w:proofErr w:type="gramStart"/>
       <w:r>
-        <w:t>☐  PAT</w:t>
+        <w:rPr>
+          <w:rFonts w:ascii="Segoe UI Symbol" w:hAnsi="Segoe UI Symbol" w:cs="Segoe UI Symbol"/>
+        </w:rPr>
+        <w:t>☐</w:t>
+      </w:r>
+      <w:r>
+        <w:t xml:space="preserve">  PAT</w:t>
       </w:r>
       <w:proofErr w:type="gramEnd"/>
       <w:r>
@@ -8580,14 +11472,19 @@
         <w:pStyle w:val="ListParagraph"/>
         <w:numPr>
           <w:ilvl w:val="0"/>
-          <w:numId w:val="2"/>
+          <w:numId w:val="8"/>
         </w:numPr>
         <w:spacing w:after="60" w:line="268" w:lineRule="auto"/>
       </w:pPr>
       <w:proofErr w:type="gramStart"/>
       <w:r>
-        <w:lastRenderedPageBreak/>
-        <w:t>☐  .</w:t>
+        <w:rPr>
+          <w:rFonts w:ascii="Segoe UI Symbol" w:hAnsi="Segoe UI Symbol" w:cs="Segoe UI Symbol"/>
+        </w:rPr>
+        <w:t>☐</w:t>
+      </w:r>
+      <w:r>
+        <w:t xml:space="preserve">  .</w:t>
       </w:r>
       <w:proofErr w:type="spellStart"/>
       <w:r>
@@ -8622,13 +11519,19 @@
         <w:pStyle w:val="ListParagraph"/>
         <w:numPr>
           <w:ilvl w:val="0"/>
-          <w:numId w:val="2"/>
+          <w:numId w:val="8"/>
         </w:numPr>
         <w:spacing w:after="60" w:line="268" w:lineRule="auto"/>
       </w:pPr>
       <w:proofErr w:type="gramStart"/>
       <w:r>
-        <w:t>☐  Trust</w:t>
+        <w:rPr>
+          <w:rFonts w:ascii="Segoe UI Symbol" w:hAnsi="Segoe UI Symbol" w:cs="Segoe UI Symbol"/>
+        </w:rPr>
+        <w:t>☐</w:t>
+      </w:r>
+      <w:r>
+        <w:t xml:space="preserve">  Trust</w:t>
       </w:r>
       <w:proofErr w:type="gramEnd"/>
       <w:r>
@@ -8640,13 +11543,19 @@
         <w:pStyle w:val="ListParagraph"/>
         <w:numPr>
           <w:ilvl w:val="0"/>
-          <w:numId w:val="2"/>
+          <w:numId w:val="8"/>
         </w:numPr>
         <w:spacing w:after="60" w:line="268" w:lineRule="auto"/>
       </w:pPr>
       <w:proofErr w:type="gramStart"/>
       <w:r>
-        <w:t>☐  Answer</w:t>
+        <w:rPr>
+          <w:rFonts w:ascii="Segoe UI Symbol" w:hAnsi="Segoe UI Symbol" w:cs="Segoe UI Symbol"/>
+        </w:rPr>
+        <w:t>☐</w:t>
+      </w:r>
+      <w:r>
+        <w:t xml:space="preserve">  Answer</w:t>
       </w:r>
       <w:proofErr w:type="gramEnd"/>
       <w:r>
@@ -8682,13 +11591,19 @@
         <w:pStyle w:val="ListParagraph"/>
         <w:numPr>
           <w:ilvl w:val="0"/>
-          <w:numId w:val="2"/>
+          <w:numId w:val="8"/>
         </w:numPr>
         <w:spacing w:after="60" w:line="268" w:lineRule="auto"/>
       </w:pPr>
       <w:proofErr w:type="gramStart"/>
       <w:r>
-        <w:t>☐  GitHub</w:t>
+        <w:rPr>
+          <w:rFonts w:ascii="Segoe UI Symbol" w:hAnsi="Segoe UI Symbol" w:cs="Segoe UI Symbol"/>
+        </w:rPr>
+        <w:t>☐</w:t>
+      </w:r>
+      <w:r>
+        <w:t xml:space="preserve">  GitHub</w:t>
       </w:r>
       <w:proofErr w:type="gramEnd"/>
       <w:r>
@@ -8700,13 +11615,19 @@
         <w:pStyle w:val="ListParagraph"/>
         <w:numPr>
           <w:ilvl w:val="0"/>
-          <w:numId w:val="2"/>
+          <w:numId w:val="8"/>
         </w:numPr>
         <w:spacing w:after="60" w:line="268" w:lineRule="auto"/>
       </w:pPr>
       <w:proofErr w:type="gramStart"/>
       <w:r>
-        <w:t>☐  Connector</w:t>
+        <w:rPr>
+          <w:rFonts w:ascii="Segoe UI Symbol" w:hAnsi="Segoe UI Symbol" w:cs="Segoe UI Symbol"/>
+        </w:rPr>
+        <w:t>☐</w:t>
+      </w:r>
+      <w:r>
+        <w:t xml:space="preserve">  Connector</w:t>
       </w:r>
       <w:proofErr w:type="gramEnd"/>
       <w:r>
@@ -8739,13 +11660,19 @@
         <w:pStyle w:val="ListParagraph"/>
         <w:numPr>
           <w:ilvl w:val="0"/>
-          <w:numId w:val="2"/>
+          <w:numId w:val="8"/>
         </w:numPr>
         <w:spacing w:after="60" w:line="268" w:lineRule="auto"/>
       </w:pPr>
       <w:proofErr w:type="gramStart"/>
       <w:r>
-        <w:t xml:space="preserve">☐  </w:t>
+        <w:rPr>
+          <w:rFonts w:ascii="Segoe UI Symbol" w:hAnsi="Segoe UI Symbol" w:cs="Segoe UI Symbol"/>
+        </w:rPr>
+        <w:t>☐</w:t>
+      </w:r>
+      <w:r>
+        <w:t xml:space="preserve">  </w:t>
       </w:r>
       <w:proofErr w:type="spellStart"/>
       <w:r>
@@ -8765,13 +11692,19 @@
         <w:pStyle w:val="ListParagraph"/>
         <w:numPr>
           <w:ilvl w:val="0"/>
-          <w:numId w:val="2"/>
+          <w:numId w:val="8"/>
         </w:numPr>
         <w:spacing w:after="60" w:line="268" w:lineRule="auto"/>
       </w:pPr>
       <w:proofErr w:type="gramStart"/>
       <w:r>
-        <w:t>☐  Added</w:t>
+        <w:rPr>
+          <w:rFonts w:ascii="Segoe UI Symbol" w:hAnsi="Segoe UI Symbol" w:cs="Segoe UI Symbol"/>
+        </w:rPr>
+        <w:t>☐</w:t>
+      </w:r>
+      <w:r>
+        <w:t xml:space="preserve">  Added</w:t>
       </w:r>
       <w:proofErr w:type="gramEnd"/>
       <w:r>
@@ -8783,13 +11716,19 @@
         <w:pStyle w:val="ListParagraph"/>
         <w:numPr>
           <w:ilvl w:val="0"/>
-          <w:numId w:val="2"/>
+          <w:numId w:val="8"/>
         </w:numPr>
         <w:spacing w:after="60" w:line="268" w:lineRule="auto"/>
       </w:pPr>
       <w:proofErr w:type="gramStart"/>
       <w:r>
-        <w:t>☐  Connected</w:t>
+        <w:rPr>
+          <w:rFonts w:ascii="Segoe UI Symbol" w:hAnsi="Segoe UI Symbol" w:cs="Segoe UI Symbol"/>
+        </w:rPr>
+        <w:t>☐</w:t>
+      </w:r>
+      <w:r>
+        <w:t xml:space="preserve">  Connected</w:t>
       </w:r>
       <w:proofErr w:type="gramEnd"/>
       <w:r>
@@ -8802,6 +11741,184 @@
       <w:proofErr w:type="spellEnd"/>
       <w:r>
         <w:t xml:space="preserve"> Capabilities → OAuth approved → repo questions answered</w:t>
+      </w:r>
+    </w:p>
+    <w:p>
+      <w:pPr>
+        <w:pStyle w:val="Heading3"/>
+        <w:spacing w:before="180" w:after="80"/>
+      </w:pPr>
+      <w:r>
+        <w:rPr>
+          <w:b/>
+          <w:bCs/>
+          <w:color w:val="1B7F79"/>
+          <w:sz w:val="22"/>
+          <w:szCs w:val="22"/>
+        </w:rPr>
+        <w:t>Multiple agents (one MCP server)</w:t>
+      </w:r>
+    </w:p>
+    <w:p>
+      <w:pPr>
+        <w:pStyle w:val="ListParagraph"/>
+        <w:numPr>
+          <w:ilvl w:val="0"/>
+          <w:numId w:val="8"/>
+        </w:numPr>
+        <w:spacing w:after="60" w:line="268" w:lineRule="auto"/>
+      </w:pPr>
+      <w:proofErr w:type="gramStart"/>
+      <w:r>
+        <w:rPr>
+          <w:rFonts w:ascii="Segoe UI Symbol" w:hAnsi="Segoe UI Symbol" w:cs="Segoe UI Symbol"/>
+        </w:rPr>
+        <w:t>☐</w:t>
+      </w:r>
+      <w:r>
+        <w:t xml:space="preserve">  Multi</w:t>
+      </w:r>
+      <w:proofErr w:type="gramEnd"/>
+      <w:r>
+        <w:t>-agent MCP server created (2 tools, ONLY-use descriptions)</w:t>
+      </w:r>
+    </w:p>
+    <w:p>
+      <w:pPr>
+        <w:pStyle w:val="ListParagraph"/>
+        <w:numPr>
+          <w:ilvl w:val="0"/>
+          <w:numId w:val="8"/>
+        </w:numPr>
+        <w:spacing w:after="60" w:line="268" w:lineRule="auto"/>
+      </w:pPr>
+      <w:proofErr w:type="gramStart"/>
+      <w:r>
+        <w:rPr>
+          <w:rFonts w:ascii="Segoe UI Symbol" w:hAnsi="Segoe UI Symbol" w:cs="Segoe UI Symbol"/>
+        </w:rPr>
+        <w:t>☐</w:t>
+      </w:r>
+      <w:r>
+        <w:t xml:space="preserve">  Re</w:t>
+      </w:r>
+      <w:proofErr w:type="gramEnd"/>
+      <w:r>
+        <w:t>-granted USAGE on the server after CREATE OR REPLACE</w:t>
+      </w:r>
+    </w:p>
+    <w:p>
+      <w:pPr>
+        <w:pStyle w:val="ListParagraph"/>
+        <w:numPr>
+          <w:ilvl w:val="0"/>
+          <w:numId w:val="8"/>
+        </w:numPr>
+        <w:spacing w:after="60" w:line="268" w:lineRule="auto"/>
+      </w:pPr>
+      <w:proofErr w:type="gramStart"/>
+      <w:r>
+        <w:rPr>
+          <w:rFonts w:ascii="Segoe UI Symbol" w:hAnsi="Segoe UI Symbol" w:cs="Segoe UI Symbol"/>
+        </w:rPr>
+        <w:t>☐</w:t>
+      </w:r>
+      <w:r>
+        <w:t xml:space="preserve">  </w:t>
+      </w:r>
+      <w:proofErr w:type="spellStart"/>
+      <w:r>
+        <w:t>reader</w:t>
+      </w:r>
+      <w:proofErr w:type="gramEnd"/>
+      <w:r>
+        <w:t>_role</w:t>
+      </w:r>
+      <w:proofErr w:type="spellEnd"/>
+      <w:r>
+        <w:t xml:space="preserve"> granted BOTH agents + both databases' data + both warehouses</w:t>
+      </w:r>
+    </w:p>
+    <w:p>
+      <w:pPr>
+        <w:pStyle w:val="ListParagraph"/>
+        <w:numPr>
+          <w:ilvl w:val="0"/>
+          <w:numId w:val="8"/>
+        </w:numPr>
+        <w:spacing w:after="60" w:line="268" w:lineRule="auto"/>
+      </w:pPr>
+      <w:proofErr w:type="gramStart"/>
+      <w:r>
+        <w:rPr>
+          <w:rFonts w:ascii="Segoe UI Symbol" w:hAnsi="Segoe UI Symbol" w:cs="Segoe UI Symbol"/>
+        </w:rPr>
+        <w:t>☐</w:t>
+      </w:r>
+      <w:r>
+        <w:t xml:space="preserve">  Warehouse</w:t>
+      </w:r>
+      <w:proofErr w:type="gramEnd"/>
+      <w:r>
+        <w:t xml:space="preserve"> set on each agent's semantic-view tool</w:t>
+      </w:r>
+    </w:p>
+    <w:p>
+      <w:pPr>
+        <w:pStyle w:val="ListParagraph"/>
+        <w:numPr>
+          <w:ilvl w:val="0"/>
+          <w:numId w:val="8"/>
+        </w:numPr>
+        <w:spacing w:after="60" w:line="268" w:lineRule="auto"/>
+      </w:pPr>
+      <w:proofErr w:type="gramStart"/>
+      <w:r>
+        <w:rPr>
+          <w:rFonts w:ascii="Segoe UI Symbol" w:hAnsi="Segoe UI Symbol" w:cs="Segoe UI Symbol"/>
+        </w:rPr>
+        <w:t>☐</w:t>
+      </w:r>
+      <w:r>
+        <w:t xml:space="preserve">  One</w:t>
+      </w:r>
+      <w:proofErr w:type="gramEnd"/>
+      <w:r>
+        <w:t xml:space="preserve"> </w:t>
+      </w:r>
+      <w:proofErr w:type="spellStart"/>
+      <w:proofErr w:type="gramStart"/>
+      <w:r>
+        <w:t>mcp.json</w:t>
+      </w:r>
+      <w:proofErr w:type="spellEnd"/>
+      <w:proofErr w:type="gramEnd"/>
+      <w:r>
+        <w:t xml:space="preserve"> entry + one token → "Discovered 2 tools"</w:t>
+      </w:r>
+    </w:p>
+    <w:p>
+      <w:pPr>
+        <w:pStyle w:val="ListParagraph"/>
+        <w:numPr>
+          <w:ilvl w:val="0"/>
+          <w:numId w:val="8"/>
+        </w:numPr>
+        <w:spacing w:after="60" w:line="268" w:lineRule="auto"/>
+      </w:pPr>
+      <w:proofErr w:type="gramStart"/>
+      <w:r>
+        <w:rPr>
+          <w:rFonts w:ascii="Segoe UI Symbol" w:hAnsi="Segoe UI Symbol" w:cs="Segoe UI Symbol"/>
+        </w:rPr>
+        <w:t>☐</w:t>
+      </w:r>
+      <w:r>
+        <w:t xml:space="preserve">  Both</w:t>
+      </w:r>
+      <w:proofErr w:type="gramEnd"/>
+      <w:r>
+        <w:t xml:space="preserve"> tools checked in Configure Tools → both domains answer</w:t>
       </w:r>
     </w:p>
     <w:p>
@@ -8822,6 +11939,12 @@
         </w:rPr>
         <w:t>Both directions of MCP working: a Cortex agent answering in VS Code, and a Snowflake agent calling GitHub.</w:t>
       </w:r>
+    </w:p>
+    <w:p>
+      <w:pPr>
+        <w:pStyle w:val="Heading1"/>
+        <w:spacing w:before="320" w:after="140"/>
+      </w:pPr>
     </w:p>
     <w:sectPr>
       <w:pgSz w:w="12240" w:h="15840"/>
@@ -9142,6 +12265,64 @@
     </w:lvl>
   </w:abstractNum>
   <w:abstractNum w:abstractNumId="5" w15:restartNumberingAfterBreak="0">
+    <w:nsid w:val="673F3A31"/>
+    <w:multiLevelType w:val="hybridMultilevel"/>
+    <w:tmpl w:val="3B5CB448"/>
+    <w:lvl w:ilvl="0" w:tplc="E0547BFC">
+      <w:start w:val="1"/>
+      <w:numFmt w:val="bullet"/>
+      <w:lvlText w:val="•"/>
+      <w:lvlJc w:val="left"/>
+      <w:pPr>
+        <w:ind w:left="460" w:hanging="260"/>
+      </w:pPr>
+    </w:lvl>
+    <w:lvl w:ilvl="1" w:tplc="F8DE1C98">
+      <w:start w:val="1"/>
+      <w:numFmt w:val="bullet"/>
+      <w:lvlText w:val="◦"/>
+      <w:lvlJc w:val="left"/>
+      <w:pPr>
+        <w:ind w:left="880" w:hanging="260"/>
+      </w:pPr>
+    </w:lvl>
+    <w:lvl w:ilvl="2" w:tplc="4F12BC76">
+      <w:numFmt w:val="decimal"/>
+      <w:lvlText w:val=""/>
+      <w:lvlJc w:val="left"/>
+    </w:lvl>
+    <w:lvl w:ilvl="3" w:tplc="735620AC">
+      <w:numFmt w:val="decimal"/>
+      <w:lvlText w:val=""/>
+      <w:lvlJc w:val="left"/>
+    </w:lvl>
+    <w:lvl w:ilvl="4" w:tplc="C980C070">
+      <w:numFmt w:val="decimal"/>
+      <w:lvlText w:val=""/>
+      <w:lvlJc w:val="left"/>
+    </w:lvl>
+    <w:lvl w:ilvl="5" w:tplc="2B222FA2">
+      <w:numFmt w:val="decimal"/>
+      <w:lvlText w:val=""/>
+      <w:lvlJc w:val="left"/>
+    </w:lvl>
+    <w:lvl w:ilvl="6" w:tplc="A4BE9892">
+      <w:numFmt w:val="decimal"/>
+      <w:lvlText w:val=""/>
+      <w:lvlJc w:val="left"/>
+    </w:lvl>
+    <w:lvl w:ilvl="7" w:tplc="8DD46370">
+      <w:numFmt w:val="decimal"/>
+      <w:lvlText w:val=""/>
+      <w:lvlJc w:val="left"/>
+    </w:lvl>
+    <w:lvl w:ilvl="8" w:tplc="3BBE6F7C">
+      <w:numFmt w:val="decimal"/>
+      <w:lvlText w:val=""/>
+      <w:lvlJc w:val="left"/>
+    </w:lvl>
+  </w:abstractNum>
+  <w:abstractNum w:abstractNumId="6" w15:restartNumberingAfterBreak="0">
     <w:nsid w:val="6CAE0F82"/>
     <w:multiLevelType w:val="hybridMultilevel"/>
     <w:tmpl w:val="641885A4"/>
@@ -9195,7 +12376,61 @@
       <w:lvlJc w:val="left"/>
     </w:lvl>
   </w:abstractNum>
-  <w:abstractNum w:abstractNumId="6" w15:restartNumberingAfterBreak="0">
+  <w:abstractNum w:abstractNumId="7" w15:restartNumberingAfterBreak="0">
+    <w:nsid w:val="6CEE3FEA"/>
+    <w:multiLevelType w:val="hybridMultilevel"/>
+    <w:tmpl w:val="84E00A36"/>
+    <w:lvl w:ilvl="0" w:tplc="2F088DDC">
+      <w:start w:val="1"/>
+      <w:numFmt w:val="decimal"/>
+      <w:lvlText w:val="%1."/>
+      <w:lvlJc w:val="left"/>
+      <w:pPr>
+        <w:ind w:left="460" w:hanging="260"/>
+      </w:pPr>
+    </w:lvl>
+    <w:lvl w:ilvl="1" w:tplc="D9B811AA">
+      <w:numFmt w:val="decimal"/>
+      <w:lvlText w:val=""/>
+      <w:lvlJc w:val="left"/>
+    </w:lvl>
+    <w:lvl w:ilvl="2" w:tplc="EA16D0AA">
+      <w:numFmt w:val="decimal"/>
+      <w:lvlText w:val=""/>
+      <w:lvlJc w:val="left"/>
+    </w:lvl>
+    <w:lvl w:ilvl="3" w:tplc="C86C8EB2">
+      <w:numFmt w:val="decimal"/>
+      <w:lvlText w:val=""/>
+      <w:lvlJc w:val="left"/>
+    </w:lvl>
+    <w:lvl w:ilvl="4" w:tplc="B67E9B0A">
+      <w:numFmt w:val="decimal"/>
+      <w:lvlText w:val=""/>
+      <w:lvlJc w:val="left"/>
+    </w:lvl>
+    <w:lvl w:ilvl="5" w:tplc="77A8EA04">
+      <w:numFmt w:val="decimal"/>
+      <w:lvlText w:val=""/>
+      <w:lvlJc w:val="left"/>
+    </w:lvl>
+    <w:lvl w:ilvl="6" w:tplc="45C05BFA">
+      <w:numFmt w:val="decimal"/>
+      <w:lvlText w:val=""/>
+      <w:lvlJc w:val="left"/>
+    </w:lvl>
+    <w:lvl w:ilvl="7" w:tplc="FD7E7480">
+      <w:numFmt w:val="decimal"/>
+      <w:lvlText w:val=""/>
+      <w:lvlJc w:val="left"/>
+    </w:lvl>
+    <w:lvl w:ilvl="8" w:tplc="B7408842">
+      <w:numFmt w:val="decimal"/>
+      <w:lvlText w:val=""/>
+      <w:lvlJc w:val="left"/>
+    </w:lvl>
+  </w:abstractNum>
+  <w:abstractNum w:abstractNumId="8" w15:restartNumberingAfterBreak="0">
     <w:nsid w:val="759D4C23"/>
     <w:multiLevelType w:val="hybridMultilevel"/>
     <w:tmpl w:val="1EF860BC"/>
@@ -9268,7 +12503,7 @@
     </w:lvlOverride>
   </w:num>
   <w:num w:numId="4" w16cid:durableId="1591163274">
-    <w:abstractNumId w:val="6"/>
+    <w:abstractNumId w:val="8"/>
     <w:lvlOverride w:ilvl="0">
       <w:startOverride w:val="1"/>
     </w:lvlOverride>
@@ -9286,7 +12521,19 @@
     </w:lvlOverride>
   </w:num>
   <w:num w:numId="7" w16cid:durableId="1619339116">
+    <w:abstractNumId w:val="6"/>
+    <w:lvlOverride w:ilvl="0">
+      <w:startOverride w:val="1"/>
+    </w:lvlOverride>
+  </w:num>
+  <w:num w:numId="8" w16cid:durableId="2059435218">
     <w:abstractNumId w:val="5"/>
+    <w:lvlOverride w:ilvl="0">
+      <w:startOverride w:val="1"/>
+    </w:lvlOverride>
+  </w:num>
+  <w:num w:numId="9" w16cid:durableId="2029914143">
+    <w:abstractNumId w:val="7"/>
     <w:lvlOverride w:ilvl="0">
       <w:startOverride w:val="1"/>
     </w:lvlOverride>
@@ -9775,6 +13022,7 @@
   <w:style w:type="character" w:default="1" w:styleId="DefaultParagraphFont">
     <w:name w:val="Default Paragraph Font"/>
     <w:uiPriority w:val="1"/>
+    <w:semiHidden/>
     <w:unhideWhenUsed/>
   </w:style>
   <w:style w:type="table" w:default="1" w:styleId="TableNormal">
